--- a/senedler/word/az/AIVanta Is Qaydalari - Umumi (AZ).docx
+++ b/senedler/word/az/AIVanta Is Qaydalari - Umumi (AZ).docx
@@ -56,7 +56,7 @@
           <w:color w:val="14181F"/>
           <w:sz w:val="38"/>
         </w:rPr>
-        <w:t>Ümumi iş qaydaları (bütün sahələr üçün)</w:t>
+        <w:t>Ümumi İş Qaydaları (bütün sahələr üçün)</w:t>
       </w:r>
     </w:p>
     <w:p>
@@ -66,8 +66,43 @@
           <w:color w:val="22262E"/>
           <w:sz w:val="21"/>
         </w:rPr>
-        <w:t>Bu sənəd hər layihədə keçərlidir. Sahəyə xas qaydalar ayrıca fayllardadır. Burada yazılanlar kickoff görüşündə müştəri ilə razılaşdırılır və dəyişiklik yalnız yazılı təsdiqlə olur.</w:t>
+        <w:t>Bu sənəd hər layihədə keçərlidir və işi icra edən mühəndis üçün əməli təlimatdır — "hansı halda nə etməli, hansı tool ilə, hansı qayda ilə". Sahəyə xas əlavələr ayrıca fayllardadır. Buradakılar kickoff-da müştəri ilə razılaşdırılır; dəyişiklik yalnız yazılı təsdiqlə olur.</w:t>
       </w:r>
+    </w:p>
+    <w:p>
+      <w:pPr>
+        <w:spacing w:before="120" w:after="160"/>
+        <w:ind w:left="227"/>
+        <w:pBdr>
+          <w:left w:val="single" w:sz="18" w:space="8" w:color="0B7A67"/>
+        </w:pBdr>
+        <w:shd w:val="clear" w:fill="EEF4F2"/>
+      </w:pPr>
+      <w:r>
+        <w:rPr>
+          <w:rFonts w:ascii="Segoe UI" w:hAnsi="Segoe UI"/>
+          <w:b/>
+          <w:color w:val="14181F"/>
+          <w:sz w:val="20"/>
+        </w:rPr>
+        <w:t>Qızıl qaydalar (heç vaxt pozulmur):</w:t>
+      </w:r>
+      <w:r>
+        <w:rPr>
+          <w:rFonts w:ascii="Segoe UI" w:hAnsi="Segoe UI"/>
+          <w:color w:val="22262E"/>
+          <w:sz w:val="20"/>
+        </w:rPr>
+        <w:t xml:space="preserve"> ① Least privilege — yalnız lazım olana, minimal səviyyədə giriş. ② Staging-first — production-a birbaşa əl vurulmur. ③ Hər qərar email ilə yazılı təsdiqlənir. ④ Müştəri parolunu heç vaxt istəmirik. ⑤ Tam işləyənə əmin olmadan təhvil verib getmirik.</w:t>
+      </w:r>
+    </w:p>
+    <w:p>
+      <w:pPr>
+        <w:spacing w:before="40" w:after="40"/>
+        <w:pBdr>
+          <w:bottom w:val="single" w:sz="6" w:space="1" w:color="D7DBE0"/>
+        </w:pBdr>
+      </w:pPr>
     </w:p>
     <w:p>
       <w:pPr>
@@ -84,154 +119,326 @@
           <w:color w:val="0B7A67"/>
           <w:sz w:val="26"/>
         </w:rPr>
-        <w:t>1. Prinsiplər</w:t>
+        <w:t>1. Rollar və məsuliyyət</w:t>
       </w:r>
     </w:p>
+    <w:tbl>
+      <w:tblPr>
+        <w:tblW w:type="auto" w:w="0"/>
+        <w:jc w:val="center"/>
+        <w:tblLayout w:type="autofit"/>
+        <w:tblLook w:firstColumn="1" w:firstRow="1" w:lastColumn="0" w:lastRow="0" w:noHBand="0" w:noVBand="1" w:val="04A0"/>
+        <w:tblBorders>
+          <w:top w:val="single" w:sz="6" w:space="0" w:color="D7DBE0"/>
+          <w:left w:val="single" w:sz="6" w:space="0" w:color="D7DBE0"/>
+          <w:bottom w:val="single" w:sz="6" w:space="0" w:color="D7DBE0"/>
+          <w:right w:val="single" w:sz="6" w:space="0" w:color="D7DBE0"/>
+          <w:insideH w:val="single" w:sz="6" w:space="0" w:color="D7DBE0"/>
+          <w:insideV w:val="single" w:sz="6" w:space="0" w:color="D7DBE0"/>
+        </w:tblBorders>
+      </w:tblPr>
+      <w:tblGrid>
+        <w:gridCol w:w="3249"/>
+        <w:gridCol w:w="3249"/>
+        <w:gridCol w:w="3249"/>
+      </w:tblGrid>
+      <w:tr>
+        <w:tc>
+          <w:tcPr>
+            <w:tcW w:type="dxa" w:w="3249"/>
+            <w:shd w:val="clear" w:fill="0B7A67"/>
+          </w:tcPr>
+          <w:p>
+            <w:r>
+              <w:rPr>
+                <w:rFonts w:ascii="Segoe UI" w:hAnsi="Segoe UI"/>
+                <w:b/>
+                <w:color w:val="FFFFFF"/>
+                <w:sz w:val="19"/>
+              </w:rPr>
+              <w:t>Rol</w:t>
+            </w:r>
+          </w:p>
+        </w:tc>
+        <w:tc>
+          <w:tcPr>
+            <w:tcW w:type="dxa" w:w="3249"/>
+            <w:shd w:val="clear" w:fill="0B7A67"/>
+          </w:tcPr>
+          <w:p>
+            <w:r>
+              <w:rPr>
+                <w:rFonts w:ascii="Segoe UI" w:hAnsi="Segoe UI"/>
+                <w:b/>
+                <w:color w:val="FFFFFF"/>
+                <w:sz w:val="19"/>
+              </w:rPr>
+              <w:t>Kim</w:t>
+            </w:r>
+          </w:p>
+        </w:tc>
+        <w:tc>
+          <w:tcPr>
+            <w:tcW w:type="dxa" w:w="3249"/>
+            <w:shd w:val="clear" w:fill="0B7A67"/>
+          </w:tcPr>
+          <w:p>
+            <w:r>
+              <w:rPr>
+                <w:rFonts w:ascii="Segoe UI" w:hAnsi="Segoe UI"/>
+                <w:b/>
+                <w:color w:val="FFFFFF"/>
+                <w:sz w:val="19"/>
+              </w:rPr>
+              <w:t>Nəyə cavabdehdir</w:t>
+            </w:r>
+          </w:p>
+        </w:tc>
+      </w:tr>
+      <w:tr>
+        <w:tc>
+          <w:tcPr>
+            <w:tcW w:type="dxa" w:w="3249"/>
+          </w:tcPr>
+          <w:p>
+            <w:pPr>
+              <w:spacing w:after="40"/>
+            </w:pPr>
+            <w:r>
+              <w:rPr>
+                <w:rFonts w:ascii="Segoe UI" w:hAnsi="Segoe UI"/>
+                <w:color w:val="22262E"/>
+                <w:sz w:val="19"/>
+              </w:rPr>
+              <w:t>Layihə rəhbəri (PM/POC)</w:t>
+            </w:r>
+          </w:p>
+        </w:tc>
+        <w:tc>
+          <w:tcPr>
+            <w:tcW w:type="dxa" w:w="3249"/>
+          </w:tcPr>
+          <w:p>
+            <w:pPr>
+              <w:spacing w:after="40"/>
+            </w:pPr>
+            <w:r>
+              <w:rPr>
+                <w:rFonts w:ascii="Segoe UI" w:hAnsi="Segoe UI"/>
+                <w:color w:val="22262E"/>
+                <w:sz w:val="19"/>
+              </w:rPr>
+              <w:t>bizdən 1 nəfər</w:t>
+            </w:r>
+          </w:p>
+        </w:tc>
+        <w:tc>
+          <w:tcPr>
+            <w:tcW w:type="dxa" w:w="3249"/>
+          </w:tcPr>
+          <w:p>
+            <w:pPr>
+              <w:spacing w:after="40"/>
+            </w:pPr>
+            <w:r>
+              <w:rPr>
+                <w:rFonts w:ascii="Segoe UI" w:hAnsi="Segoe UI"/>
+                <w:color w:val="22262E"/>
+                <w:sz w:val="19"/>
+              </w:rPr>
+              <w:t>Ümumi gedişat, kommunikasiya, hesabatlar</w:t>
+            </w:r>
+          </w:p>
+        </w:tc>
+      </w:tr>
+      <w:tr>
+        <w:tc>
+          <w:tcPr>
+            <w:tcW w:type="dxa" w:w="3249"/>
+            <w:shd w:val="clear" w:fill="F4F6F8"/>
+          </w:tcPr>
+          <w:p>
+            <w:pPr>
+              <w:spacing w:after="40"/>
+            </w:pPr>
+            <w:r>
+              <w:rPr>
+                <w:rFonts w:ascii="Segoe UI" w:hAnsi="Segoe UI"/>
+                <w:color w:val="22262E"/>
+                <w:sz w:val="19"/>
+              </w:rPr>
+              <w:t>Aparıcı mühəndis</w:t>
+            </w:r>
+          </w:p>
+        </w:tc>
+        <w:tc>
+          <w:tcPr>
+            <w:tcW w:type="dxa" w:w="3249"/>
+            <w:shd w:val="clear" w:fill="F4F6F8"/>
+          </w:tcPr>
+          <w:p>
+            <w:pPr>
+              <w:spacing w:after="40"/>
+            </w:pPr>
+            <w:r>
+              <w:rPr>
+                <w:rFonts w:ascii="Segoe UI" w:hAnsi="Segoe UI"/>
+                <w:color w:val="22262E"/>
+                <w:sz w:val="19"/>
+              </w:rPr>
+              <w:t>sahə üzrə</w:t>
+            </w:r>
+          </w:p>
+        </w:tc>
+        <w:tc>
+          <w:tcPr>
+            <w:tcW w:type="dxa" w:w="3249"/>
+            <w:shd w:val="clear" w:fill="F4F6F8"/>
+          </w:tcPr>
+          <w:p>
+            <w:pPr>
+              <w:spacing w:after="40"/>
+            </w:pPr>
+            <w:r>
+              <w:rPr>
+                <w:rFonts w:ascii="Segoe UI" w:hAnsi="Segoe UI"/>
+                <w:color w:val="22262E"/>
+                <w:sz w:val="19"/>
+              </w:rPr>
+              <w:t>Texniki icra, kod, deploy</w:t>
+            </w:r>
+          </w:p>
+        </w:tc>
+      </w:tr>
+      <w:tr>
+        <w:tc>
+          <w:tcPr>
+            <w:tcW w:type="dxa" w:w="3249"/>
+          </w:tcPr>
+          <w:p>
+            <w:pPr>
+              <w:spacing w:after="40"/>
+            </w:pPr>
+            <w:r>
+              <w:rPr>
+                <w:rFonts w:ascii="Segoe UI" w:hAnsi="Segoe UI"/>
+                <w:color w:val="22262E"/>
+                <w:sz w:val="19"/>
+              </w:rPr>
+              <w:t>Təhlükəsizlik məsulu</w:t>
+            </w:r>
+          </w:p>
+        </w:tc>
+        <w:tc>
+          <w:tcPr>
+            <w:tcW w:type="dxa" w:w="3249"/>
+          </w:tcPr>
+          <w:p>
+            <w:pPr>
+              <w:spacing w:after="40"/>
+            </w:pPr>
+            <w:r>
+              <w:rPr>
+                <w:rFonts w:ascii="Segoe UI" w:hAnsi="Segoe UI"/>
+                <w:color w:val="22262E"/>
+                <w:sz w:val="19"/>
+              </w:rPr>
+              <w:t>1 nəfər (paylaşıla bilər)</w:t>
+            </w:r>
+          </w:p>
+        </w:tc>
+        <w:tc>
+          <w:tcPr>
+            <w:tcW w:type="dxa" w:w="3249"/>
+          </w:tcPr>
+          <w:p>
+            <w:pPr>
+              <w:spacing w:after="40"/>
+            </w:pPr>
+            <w:r>
+              <w:rPr>
+                <w:rFonts w:ascii="Segoe UI" w:hAnsi="Segoe UI"/>
+                <w:color w:val="22262E"/>
+                <w:sz w:val="19"/>
+              </w:rPr>
+              <w:t>Girişlər, secrets, offboarding auditi</w:t>
+            </w:r>
+          </w:p>
+        </w:tc>
+      </w:tr>
+      <w:tr>
+        <w:tc>
+          <w:tcPr>
+            <w:tcW w:type="dxa" w:w="3249"/>
+            <w:shd w:val="clear" w:fill="F4F6F8"/>
+          </w:tcPr>
+          <w:p>
+            <w:pPr>
+              <w:spacing w:after="40"/>
+            </w:pPr>
+            <w:r>
+              <w:rPr>
+                <w:rFonts w:ascii="Segoe UI" w:hAnsi="Segoe UI"/>
+                <w:color w:val="22262E"/>
+                <w:sz w:val="19"/>
+              </w:rPr>
+              <w:t>Müştəri POC</w:t>
+            </w:r>
+          </w:p>
+        </w:tc>
+        <w:tc>
+          <w:tcPr>
+            <w:tcW w:type="dxa" w:w="3249"/>
+            <w:shd w:val="clear" w:fill="F4F6F8"/>
+          </w:tcPr>
+          <w:p>
+            <w:pPr>
+              <w:spacing w:after="40"/>
+            </w:pPr>
+            <w:r>
+              <w:rPr>
+                <w:rFonts w:ascii="Segoe UI" w:hAnsi="Segoe UI"/>
+                <w:color w:val="22262E"/>
+                <w:sz w:val="19"/>
+              </w:rPr>
+              <w:t>müştəridən 1 nəfər</w:t>
+            </w:r>
+          </w:p>
+        </w:tc>
+        <w:tc>
+          <w:tcPr>
+            <w:tcW w:type="dxa" w:w="3249"/>
+            <w:shd w:val="clear" w:fill="F4F6F8"/>
+          </w:tcPr>
+          <w:p>
+            <w:pPr>
+              <w:spacing w:after="40"/>
+            </w:pPr>
+            <w:r>
+              <w:rPr>
+                <w:rFonts w:ascii="Segoe UI" w:hAnsi="Segoe UI"/>
+                <w:color w:val="22262E"/>
+                <w:sz w:val="19"/>
+              </w:rPr>
+              <w:t>Qərar, giriş təsdiqi, sign-off</w:t>
+            </w:r>
+          </w:p>
+        </w:tc>
+      </w:tr>
+    </w:tbl>
     <w:p>
       <w:pPr>
-        <w:pStyle w:val="ListBullet"/>
         <w:spacing w:after="80"/>
       </w:pPr>
-      <w:r>
-        <w:rPr>
-          <w:rFonts w:ascii="Segoe UI" w:hAnsi="Segoe UI"/>
-          <w:b/>
-          <w:color w:val="14181F"/>
-          <w:sz w:val="21"/>
-        </w:rPr>
-        <w:t>Least privilege</w:t>
-      </w:r>
+    </w:p>
+    <w:p>
       <w:r>
         <w:rPr>
           <w:rFonts w:ascii="Segoe UI" w:hAnsi="Segoe UI"/>
           <w:color w:val="22262E"/>
           <w:sz w:val="21"/>
         </w:rPr>
-        <w:t xml:space="preserve"> — yalnız lazım olan sistemə, minimal səviyyədə giriş.</w:t>
-      </w:r>
-    </w:p>
-    <w:p>
-      <w:pPr>
-        <w:pStyle w:val="ListBullet"/>
-        <w:spacing w:after="80"/>
-      </w:pPr>
-      <w:r>
-        <w:rPr>
-          <w:rFonts w:ascii="Segoe UI" w:hAnsi="Segoe UI"/>
-          <w:b/>
-          <w:color w:val="14181F"/>
-          <w:sz w:val="21"/>
-        </w:rPr>
-        <w:t>Staging-first</w:t>
-      </w:r>
-      <w:r>
-        <w:rPr>
-          <w:rFonts w:ascii="Segoe UI" w:hAnsi="Segoe UI"/>
-          <w:color w:val="22262E"/>
-          <w:sz w:val="21"/>
-        </w:rPr>
-        <w:t xml:space="preserve"> — production-a birbaşa dəyişiklik yoxdur; əvvəl test mühiti.</w:t>
-      </w:r>
-    </w:p>
-    <w:p>
-      <w:pPr>
-        <w:pStyle w:val="ListBullet"/>
-        <w:spacing w:after="80"/>
-      </w:pPr>
-      <w:r>
-        <w:rPr>
-          <w:rFonts w:ascii="Segoe UI" w:hAnsi="Segoe UI"/>
-          <w:b/>
-          <w:color w:val="14181F"/>
-          <w:sz w:val="21"/>
-        </w:rPr>
-        <w:t>Yazılı iz</w:t>
-      </w:r>
-      <w:r>
-        <w:rPr>
-          <w:rFonts w:ascii="Segoe UI" w:hAnsi="Segoe UI"/>
-          <w:color w:val="22262E"/>
-          <w:sz w:val="21"/>
-        </w:rPr>
-        <w:t xml:space="preserve"> — bütün qərarlar və razılaşmalar email ilə təsdiqlənir. Şifahi razılaşma = razılaşma deyil.</w:t>
-      </w:r>
-    </w:p>
-    <w:p>
-      <w:pPr>
-        <w:pStyle w:val="ListBullet"/>
-        <w:spacing w:after="80"/>
-      </w:pPr>
-      <w:r>
-        <w:rPr>
-          <w:rFonts w:ascii="Segoe UI" w:hAnsi="Segoe UI"/>
-          <w:b/>
-          <w:color w:val="14181F"/>
-          <w:sz w:val="21"/>
-        </w:rPr>
-        <w:t>Konfidensiallıq</w:t>
-      </w:r>
-      <w:r>
-        <w:rPr>
-          <w:rFonts w:ascii="Segoe UI" w:hAnsi="Segoe UI"/>
-          <w:color w:val="22262E"/>
-          <w:sz w:val="21"/>
-        </w:rPr>
-        <w:t xml:space="preserve"> — müştəri məlumatı 3-cü tərəflə paylaşılmır; NDA istənilən mərhələdə imzalanır.</w:t>
-      </w:r>
-    </w:p>
-    <w:p>
-      <w:pPr>
-        <w:pStyle w:val="ListBullet"/>
-        <w:spacing w:after="80"/>
-      </w:pPr>
-      <w:r>
-        <w:rPr>
-          <w:rFonts w:ascii="Segoe UI" w:hAnsi="Segoe UI"/>
-          <w:b/>
-          <w:color w:val="14181F"/>
-          <w:sz w:val="21"/>
-        </w:rPr>
-        <w:t>Tam işləyənə qədər ayrılmırıq</w:t>
-      </w:r>
-      <w:r>
-        <w:rPr>
-          <w:rFonts w:ascii="Segoe UI" w:hAnsi="Segoe UI"/>
-          <w:color w:val="22262E"/>
-          <w:sz w:val="21"/>
-        </w:rPr>
-        <w:t xml:space="preserve"> — təhvil yalnız stabilizasiyadan sonra.</w:t>
-      </w:r>
-    </w:p>
-    <w:p>
-      <w:pPr>
-        <w:keepNext/>
-        <w:spacing w:before="280" w:after="100"/>
-        <w:pBdr>
-          <w:bottom w:val="single" w:sz="6" w:space="3" w:color="D7DBE0"/>
-        </w:pBdr>
-      </w:pPr>
-      <w:r>
-        <w:rPr>
-          <w:rFonts w:ascii="Segoe UI" w:hAnsi="Segoe UI"/>
-          <w:b/>
-          <w:color w:val="0B7A67"/>
-          <w:sz w:val="26"/>
-        </w:rPr>
-        <w:t>2. Kommunikasiya</w:t>
-      </w:r>
-    </w:p>
-    <w:p>
-      <w:pPr>
-        <w:pStyle w:val="ListBullet"/>
-        <w:spacing w:after="80"/>
-      </w:pPr>
-      <w:r>
-        <w:rPr>
-          <w:rFonts w:ascii="Segoe UI" w:hAnsi="Segoe UI"/>
-          <w:color w:val="22262E"/>
-          <w:sz w:val="21"/>
-        </w:rPr>
-        <w:t xml:space="preserve">Hər iki tərəfdən </w:t>
+        <w:t xml:space="preserve">Hər tərəfdən </w:t>
       </w:r>
       <w:r>
         <w:rPr>
@@ -240,7 +447,7 @@
           <w:color w:val="14181F"/>
           <w:sz w:val="21"/>
         </w:rPr>
-        <w:t>bir məsul şəxs (POC)</w:t>
+        <w:t>bir POC</w:t>
       </w:r>
       <w:r>
         <w:rPr>
@@ -248,21 +455,2816 @@
           <w:color w:val="22262E"/>
           <w:sz w:val="21"/>
         </w:rPr>
-        <w:t xml:space="preserve"> təyin olunur — bütün suallar onun üzərindən gedir.</w:t>
+        <w:t xml:space="preserve"> olur — bütün rəsmi qərarlar onun üzərindən keçir.</w:t>
       </w:r>
     </w:p>
     <w:p>
       <w:pPr>
-        <w:pStyle w:val="ListBullet"/>
-        <w:spacing w:after="80"/>
-      </w:pPr>
+        <w:spacing w:before="40" w:after="40"/>
+        <w:pBdr>
+          <w:bottom w:val="single" w:sz="6" w:space="1" w:color="D7DBE0"/>
+        </w:pBdr>
+      </w:pPr>
+    </w:p>
+    <w:p>
+      <w:pPr>
+        <w:keepNext/>
+        <w:spacing w:before="280" w:after="100"/>
+        <w:pBdr>
+          <w:bottom w:val="single" w:sz="6" w:space="3" w:color="D7DBE0"/>
+        </w:pBdr>
+      </w:pPr>
+      <w:r>
+        <w:rPr>
+          <w:rFonts w:ascii="Segoe UI" w:hAnsi="Segoe UI"/>
+          <w:b/>
+          <w:color w:val="0B7A67"/>
+          <w:sz w:val="26"/>
+        </w:rPr>
+        <w:t>2. Müştərini işə salma (onboarding checklist)</w:t>
+      </w:r>
+    </w:p>
+    <w:p>
       <w:r>
         <w:rPr>
           <w:rFonts w:ascii="Segoe UI" w:hAnsi="Segoe UI"/>
           <w:color w:val="22262E"/>
           <w:sz w:val="21"/>
         </w:rPr>
-        <w:t>Kanallar: email (rəsmi qərarlar üçün), video görüş (Google Meet / Zoom), müştəri istəsə Slack / Teams (gündəlik operativ üçün).</w:t>
+        <w:t>Kickoff-dan sonra ilk 3 gündə bunlar bağlanır:</w:t>
+      </w:r>
+    </w:p>
+    <w:p>
+      <w:pPr>
+        <w:spacing w:after="60"/>
+        <w:ind w:left="227"/>
+      </w:pPr>
+      <w:r>
+        <w:rPr>
+          <w:rFonts w:ascii="Segoe UI" w:hAnsi="Segoe UI"/>
+          <w:color w:val="8A919C"/>
+          <w:sz w:val="22"/>
+        </w:rPr>
+        <w:t xml:space="preserve">☐  </w:t>
+      </w:r>
+      <w:r>
+        <w:rPr>
+          <w:rFonts w:ascii="Segoe UI" w:hAnsi="Segoe UI"/>
+          <w:color w:val="22262E"/>
+          <w:sz w:val="21"/>
+        </w:rPr>
+        <w:t>NDA imzalanıb (lazımdırsa)</w:t>
+      </w:r>
+    </w:p>
+    <w:p>
+      <w:pPr>
+        <w:spacing w:after="60"/>
+        <w:ind w:left="227"/>
+      </w:pPr>
+      <w:r>
+        <w:rPr>
+          <w:rFonts w:ascii="Segoe UI" w:hAnsi="Segoe UI"/>
+          <w:color w:val="8A919C"/>
+          <w:sz w:val="22"/>
+        </w:rPr>
+        <w:t xml:space="preserve">☐  </w:t>
+      </w:r>
+      <w:r>
+        <w:rPr>
+          <w:rFonts w:ascii="Segoe UI" w:hAnsi="Segoe UI"/>
+          <w:color w:val="22262E"/>
+          <w:sz w:val="21"/>
+        </w:rPr>
+        <w:t>POC-lar təyin olunub (hər iki tərəf), əlaqə kanalı qurulub</w:t>
+      </w:r>
+    </w:p>
+    <w:p>
+      <w:pPr>
+        <w:spacing w:after="60"/>
+        <w:ind w:left="227"/>
+      </w:pPr>
+      <w:r>
+        <w:rPr>
+          <w:rFonts w:ascii="Segoe UI" w:hAnsi="Segoe UI"/>
+          <w:color w:val="8A919C"/>
+          <w:sz w:val="22"/>
+        </w:rPr>
+        <w:t xml:space="preserve">☐  </w:t>
+      </w:r>
+      <w:r>
+        <w:rPr>
+          <w:rFonts w:ascii="Segoe UI" w:hAnsi="Segoe UI"/>
+          <w:color w:val="22262E"/>
+          <w:sz w:val="21"/>
+        </w:rPr>
+        <w:t>Giriş üsulu razılaşdırılıb (bax. Bölmə 4) və verilib</w:t>
+      </w:r>
+    </w:p>
+    <w:p>
+      <w:pPr>
+        <w:spacing w:after="60"/>
+        <w:ind w:left="227"/>
+      </w:pPr>
+      <w:r>
+        <w:rPr>
+          <w:rFonts w:ascii="Segoe UI" w:hAnsi="Segoe UI"/>
+          <w:color w:val="8A919C"/>
+          <w:sz w:val="22"/>
+        </w:rPr>
+        <w:t xml:space="preserve">☐  </w:t>
+      </w:r>
+      <w:r>
+        <w:rPr>
+          <w:rFonts w:ascii="Segoe UI" w:hAnsi="Segoe UI"/>
+          <w:color w:val="22262E"/>
+          <w:sz w:val="21"/>
+        </w:rPr>
+        <w:t>İş mühiti (VM / cloud project) hazırdır (bax. Bölmə 6)</w:t>
+      </w:r>
+    </w:p>
+    <w:p>
+      <w:pPr>
+        <w:spacing w:after="60"/>
+        <w:ind w:left="227"/>
+      </w:pPr>
+      <w:r>
+        <w:rPr>
+          <w:rFonts w:ascii="Segoe UI" w:hAnsi="Segoe UI"/>
+          <w:color w:val="8A919C"/>
+          <w:sz w:val="22"/>
+        </w:rPr>
+        <w:t xml:space="preserve">☐  </w:t>
+      </w:r>
+      <w:r>
+        <w:rPr>
+          <w:rFonts w:ascii="Segoe UI" w:hAnsi="Segoe UI"/>
+          <w:color w:val="22262E"/>
+          <w:sz w:val="21"/>
+        </w:rPr>
+        <w:t>Giriş reyestri (access register) faylı açılıb</w:t>
+      </w:r>
+    </w:p>
+    <w:p>
+      <w:pPr>
+        <w:spacing w:after="60"/>
+        <w:ind w:left="227"/>
+      </w:pPr>
+      <w:r>
+        <w:rPr>
+          <w:rFonts w:ascii="Segoe UI" w:hAnsi="Segoe UI"/>
+          <w:color w:val="8A919C"/>
+          <w:sz w:val="22"/>
+        </w:rPr>
+        <w:t xml:space="preserve">☐  </w:t>
+      </w:r>
+      <w:r>
+        <w:rPr>
+          <w:rFonts w:ascii="Segoe UI" w:hAnsi="Segoe UI"/>
+          <w:color w:val="22262E"/>
+          <w:sz w:val="21"/>
+        </w:rPr>
+        <w:t>Secrets üçün paylaşılan vault qovluğu yaradılıb (bax. Bölmə 5)</w:t>
+      </w:r>
+    </w:p>
+    <w:p>
+      <w:pPr>
+        <w:spacing w:after="60"/>
+        <w:ind w:left="227"/>
+      </w:pPr>
+      <w:r>
+        <w:rPr>
+          <w:rFonts w:ascii="Segoe UI" w:hAnsi="Segoe UI"/>
+          <w:color w:val="8A919C"/>
+          <w:sz w:val="22"/>
+        </w:rPr>
+        <w:t xml:space="preserve">☐  </w:t>
+      </w:r>
+      <w:r>
+        <w:rPr>
+          <w:rFonts w:ascii="Segoe UI" w:hAnsi="Segoe UI"/>
+          <w:color w:val="22262E"/>
+          <w:sz w:val="21"/>
+        </w:rPr>
+        <w:t>Həftəlik status günü/saatı təyin olunub</w:t>
+      </w:r>
+    </w:p>
+    <w:p>
+      <w:pPr>
+        <w:spacing w:after="60"/>
+        <w:ind w:left="227"/>
+      </w:pPr>
+      <w:r>
+        <w:rPr>
+          <w:rFonts w:ascii="Segoe UI" w:hAnsi="Segoe UI"/>
+          <w:color w:val="8A919C"/>
+          <w:sz w:val="22"/>
+        </w:rPr>
+        <w:t xml:space="preserve">☐  </w:t>
+      </w:r>
+      <w:r>
+        <w:rPr>
+          <w:rFonts w:ascii="Segoe UI" w:hAnsi="Segoe UI"/>
+          <w:color w:val="22262E"/>
+          <w:sz w:val="21"/>
+        </w:rPr>
+        <w:t>Data ötürülməsi lazımdırsa kanal razılaşdırılıb (bax. Bölmə 7)</w:t>
+      </w:r>
+    </w:p>
+    <w:p>
+      <w:pPr>
+        <w:spacing w:before="40" w:after="40"/>
+        <w:pBdr>
+          <w:bottom w:val="single" w:sz="6" w:space="1" w:color="D7DBE0"/>
+        </w:pBdr>
+      </w:pPr>
+    </w:p>
+    <w:p>
+      <w:pPr>
+        <w:keepNext/>
+        <w:spacing w:before="280" w:after="100"/>
+        <w:pBdr>
+          <w:bottom w:val="single" w:sz="6" w:space="3" w:color="D7DBE0"/>
+        </w:pBdr>
+      </w:pPr>
+      <w:r>
+        <w:rPr>
+          <w:rFonts w:ascii="Segoe UI" w:hAnsi="Segoe UI"/>
+          <w:b/>
+          <w:color w:val="0B7A67"/>
+          <w:sz w:val="26"/>
+        </w:rPr>
+        <w:t>3. Bizim iş cihazlarımız (endpoint təhlükəsizliyi)</w:t>
+      </w:r>
+    </w:p>
+    <w:p>
+      <w:r>
+        <w:rPr>
+          <w:rFonts w:ascii="Segoe UI" w:hAnsi="Segoe UI"/>
+          <w:color w:val="22262E"/>
+          <w:sz w:val="21"/>
+        </w:rPr>
+        <w:t>Müştəri sisteminə yalnız bu şərtləri ödəyən cihazdan qoşuluruq:</w:t>
+      </w:r>
+    </w:p>
+    <w:p>
+      <w:pPr>
+        <w:pStyle w:val="ListBullet"/>
+        <w:spacing w:after="80"/>
+      </w:pPr>
+      <w:r>
+        <w:rPr>
+          <w:rFonts w:ascii="Segoe UI" w:hAnsi="Segoe UI"/>
+          <w:b/>
+          <w:color w:val="14181F"/>
+          <w:sz w:val="21"/>
+        </w:rPr>
+        <w:t>Tam disk şifrələməsi</w:t>
+      </w:r>
+      <w:r>
+        <w:rPr>
+          <w:rFonts w:ascii="Segoe UI" w:hAnsi="Segoe UI"/>
+          <w:color w:val="22262E"/>
+          <w:sz w:val="21"/>
+        </w:rPr>
+        <w:t xml:space="preserve"> aktiv (BitLocker / FileVault / LUKS).</w:t>
+      </w:r>
+    </w:p>
+    <w:p>
+      <w:pPr>
+        <w:pStyle w:val="ListBullet"/>
+        <w:spacing w:after="80"/>
+      </w:pPr>
+      <w:r>
+        <w:rPr>
+          <w:rFonts w:ascii="Segoe UI" w:hAnsi="Segoe UI"/>
+          <w:color w:val="22262E"/>
+          <w:sz w:val="21"/>
+        </w:rPr>
+        <w:t>Ekran kilidi ≤ 5 dəq, güclü login parolu + cihazda MFA.</w:t>
+      </w:r>
+    </w:p>
+    <w:p>
+      <w:pPr>
+        <w:pStyle w:val="ListBullet"/>
+        <w:spacing w:after="80"/>
+      </w:pPr>
+      <w:r>
+        <w:rPr>
+          <w:rFonts w:ascii="Segoe UI" w:hAnsi="Segoe UI"/>
+          <w:color w:val="22262E"/>
+          <w:sz w:val="21"/>
+        </w:rPr>
+        <w:t>Antivirus / EDR aktiv, OS və brauzer yenilənmiş.</w:t>
+      </w:r>
+    </w:p>
+    <w:p>
+      <w:pPr>
+        <w:pStyle w:val="ListBullet"/>
+        <w:spacing w:after="80"/>
+      </w:pPr>
+      <w:r>
+        <w:rPr>
+          <w:rFonts w:ascii="Segoe UI" w:hAnsi="Segoe UI"/>
+          <w:b/>
+          <w:color w:val="14181F"/>
+          <w:sz w:val="21"/>
+        </w:rPr>
+        <w:t>Müştəri datası şəxsi / idarə olunmayan cihazda saxlanmır</w:t>
+      </w:r>
+      <w:r>
+        <w:rPr>
+          <w:rFonts w:ascii="Segoe UI" w:hAnsi="Segoe UI"/>
+          <w:color w:val="22262E"/>
+          <w:sz w:val="21"/>
+        </w:rPr>
+        <w:t xml:space="preserve"> — yalnız layihə mühitində. Yerli kopya lazımdırsa şifrəli qovluqda, iş bitəndə silinir.</w:t>
+      </w:r>
+    </w:p>
+    <w:p>
+      <w:pPr>
+        <w:pStyle w:val="ListBullet"/>
+        <w:spacing w:after="80"/>
+      </w:pPr>
+      <w:r>
+        <w:rPr>
+          <w:rFonts w:ascii="Segoe UI" w:hAnsi="Segoe UI"/>
+          <w:color w:val="22262E"/>
+          <w:sz w:val="21"/>
+        </w:rPr>
+        <w:t>Şəxsi USB, şəxsi bulud (Google Drive/iCloud) ilə müştəri datası daşınmır.</w:t>
+      </w:r>
+    </w:p>
+    <w:p>
+      <w:pPr>
+        <w:pStyle w:val="ListBullet"/>
+        <w:spacing w:after="80"/>
+      </w:pPr>
+      <w:r>
+        <w:rPr>
+          <w:rFonts w:ascii="Segoe UI" w:hAnsi="Segoe UI"/>
+          <w:color w:val="22262E"/>
+          <w:sz w:val="21"/>
+        </w:rPr>
+        <w:t>İş bitəndə cihazdan müştəriyə aid nə varsa (config, açar, data) silinir.</w:t>
+      </w:r>
+    </w:p>
+    <w:p>
+      <w:pPr>
+        <w:spacing w:before="40" w:after="40"/>
+        <w:pBdr>
+          <w:bottom w:val="single" w:sz="6" w:space="1" w:color="D7DBE0"/>
+        </w:pBdr>
+      </w:pPr>
+    </w:p>
+    <w:p>
+      <w:pPr>
+        <w:keepNext/>
+        <w:spacing w:before="280" w:after="100"/>
+        <w:pBdr>
+          <w:bottom w:val="single" w:sz="6" w:space="3" w:color="D7DBE0"/>
+        </w:pBdr>
+      </w:pPr>
+      <w:r>
+        <w:rPr>
+          <w:rFonts w:ascii="Segoe UI" w:hAnsi="Segoe UI"/>
+          <w:b/>
+          <w:color w:val="0B7A67"/>
+          <w:sz w:val="26"/>
+        </w:rPr>
+        <w:t>4. Girişlər və qoşulma (ƏN VACİB BÖLMƏ)</w:t>
+      </w:r>
+    </w:p>
+    <w:p>
+      <w:pPr>
+        <w:keepNext/>
+        <w:spacing w:before="200" w:after="60"/>
+      </w:pPr>
+      <w:r>
+        <w:rPr>
+          <w:rFonts w:ascii="Segoe UI" w:hAnsi="Segoe UI"/>
+          <w:b/>
+          <w:color w:val="14181F"/>
+          <w:sz w:val="22"/>
+        </w:rPr>
+        <w:t>4.1 Ümumi prinsiplər</w:t>
+      </w:r>
+    </w:p>
+    <w:p>
+      <w:pPr>
+        <w:pStyle w:val="ListBullet"/>
+        <w:spacing w:after="80"/>
+      </w:pPr>
+      <w:r>
+        <w:rPr>
+          <w:rFonts w:ascii="Segoe UI" w:hAnsi="Segoe UI"/>
+          <w:b/>
+          <w:color w:val="14181F"/>
+          <w:sz w:val="21"/>
+        </w:rPr>
+        <w:t>Müştərinin şəxsi və ya admin hesabının parolunu heç vaxt istəmirik.</w:t>
+      </w:r>
+      <w:r>
+        <w:rPr>
+          <w:rFonts w:ascii="Segoe UI" w:hAnsi="Segoe UI"/>
+          <w:color w:val="22262E"/>
+          <w:sz w:val="21"/>
+        </w:rPr>
+        <w:t xml:space="preserve"> Bizim üçün </w:t>
+      </w:r>
+      <w:r>
+        <w:rPr>
+          <w:rFonts w:ascii="Segoe UI" w:hAnsi="Segoe UI"/>
+          <w:b/>
+          <w:color w:val="14181F"/>
+          <w:sz w:val="21"/>
+        </w:rPr>
+        <w:t>adlı hesab</w:t>
+      </w:r>
+      <w:r>
+        <w:rPr>
+          <w:rFonts w:ascii="Segoe UI" w:hAnsi="Segoe UI"/>
+          <w:color w:val="22262E"/>
+          <w:sz w:val="21"/>
+        </w:rPr>
+        <w:t xml:space="preserve"> (</w:t>
+      </w:r>
+      <w:r>
+        <w:rPr>
+          <w:rFonts w:ascii="Consolas" w:hAnsi="Consolas"/>
+          <w:color w:val="14181F"/>
+          <w:sz w:val="21"/>
+        </w:rPr>
+        <w:t>ad.soyad@musteri</w:t>
+      </w:r>
+      <w:r>
+        <w:rPr>
+          <w:rFonts w:ascii="Segoe UI" w:hAnsi="Segoe UI"/>
+          <w:color w:val="22262E"/>
+          <w:sz w:val="21"/>
+        </w:rPr>
+        <w:t xml:space="preserve"> formasında) və ya bir </w:t>
+      </w:r>
+      <w:r>
+        <w:rPr>
+          <w:rFonts w:ascii="Segoe UI" w:hAnsi="Segoe UI"/>
+          <w:b/>
+          <w:color w:val="14181F"/>
+          <w:sz w:val="21"/>
+        </w:rPr>
+        <w:t>service account</w:t>
+      </w:r>
+      <w:r>
+        <w:rPr>
+          <w:rFonts w:ascii="Segoe UI" w:hAnsi="Segoe UI"/>
+          <w:color w:val="22262E"/>
+          <w:sz w:val="21"/>
+        </w:rPr>
+        <w:t xml:space="preserve"> yaradılır.</w:t>
+      </w:r>
+    </w:p>
+    <w:p>
+      <w:pPr>
+        <w:pStyle w:val="ListBullet"/>
+        <w:spacing w:after="80"/>
+      </w:pPr>
+      <w:r>
+        <w:rPr>
+          <w:rFonts w:ascii="Segoe UI" w:hAnsi="Segoe UI"/>
+          <w:color w:val="22262E"/>
+          <w:sz w:val="21"/>
+        </w:rPr>
+        <w:t xml:space="preserve">Bütün hesablarda </w:t>
+      </w:r>
+      <w:r>
+        <w:rPr>
+          <w:rFonts w:ascii="Segoe UI" w:hAnsi="Segoe UI"/>
+          <w:b/>
+          <w:color w:val="14181F"/>
+          <w:sz w:val="21"/>
+        </w:rPr>
+        <w:t>MFA məcburi</w:t>
+      </w:r>
+      <w:r>
+        <w:rPr>
+          <w:rFonts w:ascii="Segoe UI" w:hAnsi="Segoe UI"/>
+          <w:color w:val="22262E"/>
+          <w:sz w:val="21"/>
+        </w:rPr>
+        <w:t>; mümkünsə hardware açar (YubiKey) və ya authenticator app (SMS yox).</w:t>
+      </w:r>
+    </w:p>
+    <w:p>
+      <w:pPr>
+        <w:pStyle w:val="ListBullet"/>
+        <w:spacing w:after="80"/>
+      </w:pPr>
+      <w:r>
+        <w:rPr>
+          <w:rFonts w:ascii="Segoe UI" w:hAnsi="Segoe UI"/>
+          <w:color w:val="22262E"/>
+          <w:sz w:val="21"/>
+        </w:rPr>
+        <w:t xml:space="preserve">Giriş </w:t>
+      </w:r>
+      <w:r>
+        <w:rPr>
+          <w:rFonts w:ascii="Segoe UI" w:hAnsi="Segoe UI"/>
+          <w:b/>
+          <w:color w:val="14181F"/>
+          <w:sz w:val="21"/>
+        </w:rPr>
+        <w:t>müddətlidir — standart 30 gün.</w:t>
+      </w:r>
+      <w:r>
+        <w:rPr>
+          <w:rFonts w:ascii="Segoe UI" w:hAnsi="Segoe UI"/>
+          <w:color w:val="22262E"/>
+          <w:sz w:val="21"/>
+        </w:rPr>
+        <w:t xml:space="preserve"> Layihə davam edirsə hər ayın sonunda uzadılma email ilə istənilir (kim, hansı giriş, nə üçün, nə qədər). Bu email hər iki tərəf üçün qeyddir.</w:t>
+      </w:r>
+    </w:p>
+    <w:p>
+      <w:pPr>
+        <w:pStyle w:val="ListBullet"/>
+        <w:spacing w:after="80"/>
+      </w:pPr>
+      <w:r>
+        <w:rPr>
+          <w:rFonts w:ascii="Segoe UI" w:hAnsi="Segoe UI"/>
+          <w:color w:val="22262E"/>
+          <w:sz w:val="21"/>
+        </w:rPr>
+        <w:t xml:space="preserve">Bütün girişlər </w:t>
+      </w:r>
+      <w:r>
+        <w:rPr>
+          <w:rFonts w:ascii="Segoe UI" w:hAnsi="Segoe UI"/>
+          <w:b/>
+          <w:color w:val="14181F"/>
+          <w:sz w:val="21"/>
+        </w:rPr>
+        <w:t>giriş reyestrində</w:t>
+      </w:r>
+      <w:r>
+        <w:rPr>
+          <w:rFonts w:ascii="Segoe UI" w:hAnsi="Segoe UI"/>
+          <w:color w:val="22262E"/>
+          <w:sz w:val="21"/>
+        </w:rPr>
+        <w:t xml:space="preserve"> saxlanılır: kim / hansı sistem / səviyyə / verilmə tarixi / bitmə tarixi.</w:t>
+      </w:r>
+    </w:p>
+    <w:p>
+      <w:pPr>
+        <w:keepNext/>
+        <w:spacing w:before="200" w:after="60"/>
+      </w:pPr>
+      <w:r>
+        <w:rPr>
+          <w:rFonts w:ascii="Segoe UI" w:hAnsi="Segoe UI"/>
+          <w:b/>
+          <w:color w:val="14181F"/>
+          <w:sz w:val="22"/>
+        </w:rPr>
+        <w:t>4.2 Qoşulma üsulu — üstünlük sırası</w:t>
+      </w:r>
+    </w:p>
+    <w:p>
+      <w:r>
+        <w:rPr>
+          <w:rFonts w:ascii="Segoe UI" w:hAnsi="Segoe UI"/>
+          <w:color w:val="22262E"/>
+          <w:sz w:val="21"/>
+        </w:rPr>
+        <w:t xml:space="preserve">Aşağıdan yuxarı deyil, </w:t>
+      </w:r>
+      <w:r>
+        <w:rPr>
+          <w:rFonts w:ascii="Segoe UI" w:hAnsi="Segoe UI"/>
+          <w:b/>
+          <w:color w:val="14181F"/>
+          <w:sz w:val="21"/>
+        </w:rPr>
+        <w:t>yuxarıdan aşağı</w:t>
+      </w:r>
+      <w:r>
+        <w:rPr>
+          <w:rFonts w:ascii="Segoe UI" w:hAnsi="Segoe UI"/>
+          <w:color w:val="22262E"/>
+          <w:sz w:val="21"/>
+        </w:rPr>
+        <w:t xml:space="preserve"> seçirik: birinci mümkün olan variant götürülür.</w:t>
+      </w:r>
+    </w:p>
+    <w:tbl>
+      <w:tblPr>
+        <w:tblW w:type="auto" w:w="0"/>
+        <w:jc w:val="center"/>
+        <w:tblLayout w:type="autofit"/>
+        <w:tblLook w:firstColumn="1" w:firstRow="1" w:lastColumn="0" w:lastRow="0" w:noHBand="0" w:noVBand="1" w:val="04A0"/>
+        <w:tblBorders>
+          <w:top w:val="single" w:sz="6" w:space="0" w:color="D7DBE0"/>
+          <w:left w:val="single" w:sz="6" w:space="0" w:color="D7DBE0"/>
+          <w:bottom w:val="single" w:sz="6" w:space="0" w:color="D7DBE0"/>
+          <w:right w:val="single" w:sz="6" w:space="0" w:color="D7DBE0"/>
+          <w:insideH w:val="single" w:sz="6" w:space="0" w:color="D7DBE0"/>
+          <w:insideV w:val="single" w:sz="6" w:space="0" w:color="D7DBE0"/>
+        </w:tblBorders>
+      </w:tblPr>
+      <w:tblGrid>
+        <w:gridCol w:w="2436"/>
+        <w:gridCol w:w="2436"/>
+        <w:gridCol w:w="2436"/>
+        <w:gridCol w:w="2436"/>
+      </w:tblGrid>
+      <w:tr>
+        <w:tc>
+          <w:tcPr>
+            <w:tcW w:type="dxa" w:w="2436"/>
+            <w:shd w:val="clear" w:fill="0B7A67"/>
+          </w:tcPr>
+          <w:p>
+            <w:r>
+              <w:rPr>
+                <w:rFonts w:ascii="Segoe UI" w:hAnsi="Segoe UI"/>
+                <w:b/>
+                <w:color w:val="FFFFFF"/>
+                <w:sz w:val="19"/>
+              </w:rPr>
+              <w:t>Sıra</w:t>
+            </w:r>
+          </w:p>
+        </w:tc>
+        <w:tc>
+          <w:tcPr>
+            <w:tcW w:type="dxa" w:w="2436"/>
+            <w:shd w:val="clear" w:fill="0B7A67"/>
+          </w:tcPr>
+          <w:p>
+            <w:r>
+              <w:rPr>
+                <w:rFonts w:ascii="Segoe UI" w:hAnsi="Segoe UI"/>
+                <w:b/>
+                <w:color w:val="FFFFFF"/>
+                <w:sz w:val="19"/>
+              </w:rPr>
+              <w:t>Üsul</w:t>
+            </w:r>
+          </w:p>
+        </w:tc>
+        <w:tc>
+          <w:tcPr>
+            <w:tcW w:type="dxa" w:w="2436"/>
+            <w:shd w:val="clear" w:fill="0B7A67"/>
+          </w:tcPr>
+          <w:p>
+            <w:r>
+              <w:rPr>
+                <w:rFonts w:ascii="Segoe UI" w:hAnsi="Segoe UI"/>
+                <w:b/>
+                <w:color w:val="FFFFFF"/>
+                <w:sz w:val="19"/>
+              </w:rPr>
+              <w:t>Nə vaxt</w:t>
+            </w:r>
+          </w:p>
+        </w:tc>
+        <w:tc>
+          <w:tcPr>
+            <w:tcW w:type="dxa" w:w="2436"/>
+            <w:shd w:val="clear" w:fill="0B7A67"/>
+          </w:tcPr>
+          <w:p>
+            <w:r>
+              <w:rPr>
+                <w:rFonts w:ascii="Segoe UI" w:hAnsi="Segoe UI"/>
+                <w:b/>
+                <w:color w:val="FFFFFF"/>
+                <w:sz w:val="19"/>
+              </w:rPr>
+              <w:t>Şərtlər</w:t>
+            </w:r>
+          </w:p>
+        </w:tc>
+      </w:tr>
+      <w:tr>
+        <w:tc>
+          <w:tcPr>
+            <w:tcW w:type="dxa" w:w="2436"/>
+          </w:tcPr>
+          <w:p>
+            <w:pPr>
+              <w:spacing w:after="40"/>
+            </w:pPr>
+            <w:r>
+              <w:rPr>
+                <w:rFonts w:ascii="Segoe UI" w:hAnsi="Segoe UI"/>
+                <w:color w:val="22262E"/>
+                <w:sz w:val="19"/>
+              </w:rPr>
+              <w:t>1</w:t>
+            </w:r>
+          </w:p>
+        </w:tc>
+        <w:tc>
+          <w:tcPr>
+            <w:tcW w:type="dxa" w:w="2436"/>
+          </w:tcPr>
+          <w:p>
+            <w:pPr>
+              <w:spacing w:after="40"/>
+            </w:pPr>
+            <w:r>
+              <w:rPr>
+                <w:rFonts w:ascii="Segoe UI" w:hAnsi="Segoe UI"/>
+                <w:color w:val="22262E"/>
+                <w:sz w:val="19"/>
+              </w:rPr>
+              <w:t>Müştərinin öz VPN-i</w:t>
+            </w:r>
+          </w:p>
+        </w:tc>
+        <w:tc>
+          <w:tcPr>
+            <w:tcW w:type="dxa" w:w="2436"/>
+          </w:tcPr>
+          <w:p>
+            <w:pPr>
+              <w:spacing w:after="40"/>
+            </w:pPr>
+            <w:r>
+              <w:rPr>
+                <w:rFonts w:ascii="Segoe UI" w:hAnsi="Segoe UI"/>
+                <w:color w:val="22262E"/>
+                <w:sz w:val="19"/>
+              </w:rPr>
+              <w:t>Müştəridə VPN varsa</w:t>
+            </w:r>
+          </w:p>
+        </w:tc>
+        <w:tc>
+          <w:tcPr>
+            <w:tcW w:type="dxa" w:w="2436"/>
+          </w:tcPr>
+          <w:p>
+            <w:pPr>
+              <w:spacing w:after="40"/>
+            </w:pPr>
+            <w:r>
+              <w:rPr>
+                <w:rFonts w:ascii="Segoe UI" w:hAnsi="Segoe UI"/>
+                <w:color w:val="22262E"/>
+                <w:sz w:val="19"/>
+              </w:rPr>
+              <w:t>WireGuard / OpenVPN / IPsec; bizə adlı profil</w:t>
+            </w:r>
+          </w:p>
+        </w:tc>
+      </w:tr>
+      <w:tr>
+        <w:tc>
+          <w:tcPr>
+            <w:tcW w:type="dxa" w:w="2436"/>
+            <w:shd w:val="clear" w:fill="F4F6F8"/>
+          </w:tcPr>
+          <w:p>
+            <w:pPr>
+              <w:spacing w:after="40"/>
+            </w:pPr>
+            <w:r>
+              <w:rPr>
+                <w:rFonts w:ascii="Segoe UI" w:hAnsi="Segoe UI"/>
+                <w:color w:val="22262E"/>
+                <w:sz w:val="19"/>
+              </w:rPr>
+              <w:t>2</w:t>
+            </w:r>
+          </w:p>
+        </w:tc>
+        <w:tc>
+          <w:tcPr>
+            <w:tcW w:type="dxa" w:w="2436"/>
+            <w:shd w:val="clear" w:fill="F4F6F8"/>
+          </w:tcPr>
+          <w:p>
+            <w:pPr>
+              <w:spacing w:after="40"/>
+            </w:pPr>
+            <w:r>
+              <w:rPr>
+                <w:rFonts w:ascii="Segoe UI" w:hAnsi="Segoe UI"/>
+                <w:color w:val="22262E"/>
+                <w:sz w:val="19"/>
+              </w:rPr>
+              <w:t>Zero-trust mesh</w:t>
+            </w:r>
+          </w:p>
+        </w:tc>
+        <w:tc>
+          <w:tcPr>
+            <w:tcW w:type="dxa" w:w="2436"/>
+            <w:shd w:val="clear" w:fill="F4F6F8"/>
+          </w:tcPr>
+          <w:p>
+            <w:pPr>
+              <w:spacing w:after="40"/>
+            </w:pPr>
+            <w:r>
+              <w:rPr>
+                <w:rFonts w:ascii="Segoe UI" w:hAnsi="Segoe UI"/>
+                <w:color w:val="22262E"/>
+                <w:sz w:val="19"/>
+              </w:rPr>
+              <w:t>VPN yoxdursa, sürətli lazımdırsa</w:t>
+            </w:r>
+          </w:p>
+        </w:tc>
+        <w:tc>
+          <w:tcPr>
+            <w:tcW w:type="dxa" w:w="2436"/>
+            <w:shd w:val="clear" w:fill="F4F6F8"/>
+          </w:tcPr>
+          <w:p>
+            <w:pPr>
+              <w:spacing w:after="40"/>
+            </w:pPr>
+            <w:r>
+              <w:rPr>
+                <w:rFonts w:ascii="Segoe UI" w:hAnsi="Segoe UI"/>
+                <w:color w:val="22262E"/>
+                <w:sz w:val="19"/>
+              </w:rPr>
+              <w:t>Tailscale / Cloudflare Access / Twingate</w:t>
+            </w:r>
+          </w:p>
+        </w:tc>
+      </w:tr>
+      <w:tr>
+        <w:tc>
+          <w:tcPr>
+            <w:tcW w:type="dxa" w:w="2436"/>
+          </w:tcPr>
+          <w:p>
+            <w:pPr>
+              <w:spacing w:after="40"/>
+            </w:pPr>
+            <w:r>
+              <w:rPr>
+                <w:rFonts w:ascii="Segoe UI" w:hAnsi="Segoe UI"/>
+                <w:color w:val="22262E"/>
+                <w:sz w:val="19"/>
+              </w:rPr>
+              <w:t>3</w:t>
+            </w:r>
+          </w:p>
+        </w:tc>
+        <w:tc>
+          <w:tcPr>
+            <w:tcW w:type="dxa" w:w="2436"/>
+          </w:tcPr>
+          <w:p>
+            <w:pPr>
+              <w:spacing w:after="40"/>
+            </w:pPr>
+            <w:r>
+              <w:rPr>
+                <w:rFonts w:ascii="Segoe UI" w:hAnsi="Segoe UI"/>
+                <w:color w:val="22262E"/>
+                <w:sz w:val="19"/>
+              </w:rPr>
+              <w:t>Bastion / jump host</w:t>
+            </w:r>
+          </w:p>
+        </w:tc>
+        <w:tc>
+          <w:tcPr>
+            <w:tcW w:type="dxa" w:w="2436"/>
+          </w:tcPr>
+          <w:p>
+            <w:pPr>
+              <w:spacing w:after="40"/>
+            </w:pPr>
+            <w:r>
+              <w:rPr>
+                <w:rFonts w:ascii="Segoe UI" w:hAnsi="Segoe UI"/>
+                <w:color w:val="22262E"/>
+                <w:sz w:val="19"/>
+              </w:rPr>
+              <w:t>Şəbəkə daxilinə keçid</w:t>
+            </w:r>
+          </w:p>
+        </w:tc>
+        <w:tc>
+          <w:tcPr>
+            <w:tcW w:type="dxa" w:w="2436"/>
+          </w:tcPr>
+          <w:p>
+            <w:pPr>
+              <w:spacing w:after="40"/>
+            </w:pPr>
+            <w:r>
+              <w:rPr>
+                <w:rFonts w:ascii="Segoe UI" w:hAnsi="Segoe UI"/>
+                <w:color w:val="22262E"/>
+                <w:sz w:val="19"/>
+              </w:rPr>
+              <w:t>Tək giriş nöqtəsi, loglanır, MFA</w:t>
+            </w:r>
+          </w:p>
+        </w:tc>
+      </w:tr>
+      <w:tr>
+        <w:tc>
+          <w:tcPr>
+            <w:tcW w:type="dxa" w:w="2436"/>
+            <w:shd w:val="clear" w:fill="F4F6F8"/>
+          </w:tcPr>
+          <w:p>
+            <w:pPr>
+              <w:spacing w:after="40"/>
+            </w:pPr>
+            <w:r>
+              <w:rPr>
+                <w:rFonts w:ascii="Segoe UI" w:hAnsi="Segoe UI"/>
+                <w:color w:val="22262E"/>
+                <w:sz w:val="19"/>
+              </w:rPr>
+              <w:t>4</w:t>
+            </w:r>
+          </w:p>
+        </w:tc>
+        <w:tc>
+          <w:tcPr>
+            <w:tcW w:type="dxa" w:w="2436"/>
+            <w:shd w:val="clear" w:fill="F4F6F8"/>
+          </w:tcPr>
+          <w:p>
+            <w:pPr>
+              <w:spacing w:after="40"/>
+            </w:pPr>
+            <w:r>
+              <w:rPr>
+                <w:rFonts w:ascii="Segoe UI" w:hAnsi="Segoe UI"/>
+                <w:color w:val="22262E"/>
+                <w:sz w:val="19"/>
+              </w:rPr>
+              <w:t>Birbaşa (allowlist)</w:t>
+            </w:r>
+          </w:p>
+        </w:tc>
+        <w:tc>
+          <w:tcPr>
+            <w:tcW w:type="dxa" w:w="2436"/>
+            <w:shd w:val="clear" w:fill="F4F6F8"/>
+          </w:tcPr>
+          <w:p>
+            <w:pPr>
+              <w:spacing w:after="40"/>
+            </w:pPr>
+            <w:r>
+              <w:rPr>
+                <w:rFonts w:ascii="Segoe UI" w:hAnsi="Segoe UI"/>
+                <w:color w:val="22262E"/>
+                <w:sz w:val="19"/>
+              </w:rPr>
+              <w:t>Yalnız izolə tək server</w:t>
+            </w:r>
+          </w:p>
+        </w:tc>
+        <w:tc>
+          <w:tcPr>
+            <w:tcW w:type="dxa" w:w="2436"/>
+            <w:shd w:val="clear" w:fill="F4F6F8"/>
+          </w:tcPr>
+          <w:p>
+            <w:pPr>
+              <w:spacing w:after="40"/>
+            </w:pPr>
+            <w:r>
+              <w:rPr>
+                <w:rFonts w:ascii="Segoe UI" w:hAnsi="Segoe UI"/>
+                <w:color w:val="22262E"/>
+                <w:sz w:val="19"/>
+              </w:rPr>
+              <w:t>Yalnız bizim statik IP açıq, geri qalan bağlı</w:t>
+            </w:r>
+          </w:p>
+        </w:tc>
+      </w:tr>
+    </w:tbl>
+    <w:p>
+      <w:pPr>
+        <w:spacing w:after="80"/>
+      </w:pPr>
+    </w:p>
+    <w:p>
+      <w:r>
+        <w:rPr>
+          <w:rFonts w:ascii="Segoe UI" w:hAnsi="Segoe UI"/>
+          <w:b/>
+          <w:color w:val="14181F"/>
+          <w:sz w:val="21"/>
+        </w:rPr>
+        <w:t>Heç vaxt:</w:t>
+      </w:r>
+      <w:r>
+        <w:rPr>
+          <w:rFonts w:ascii="Segoe UI" w:hAnsi="Segoe UI"/>
+          <w:color w:val="22262E"/>
+          <w:sz w:val="21"/>
+        </w:rPr>
+        <w:t xml:space="preserve"> RDP/SSH/DB portunu internetə açıq qoymaq, paylaşılan parol, paylaşılan hesab, VPN-siz birbaşa 0.0.0.0/0 giriş.</w:t>
+      </w:r>
+    </w:p>
+    <w:p>
+      <w:pPr>
+        <w:keepNext/>
+        <w:spacing w:before="200" w:after="60"/>
+      </w:pPr>
+      <w:r>
+        <w:rPr>
+          <w:rFonts w:ascii="Segoe UI" w:hAnsi="Segoe UI"/>
+          <w:b/>
+          <w:color w:val="14181F"/>
+          <w:sz w:val="22"/>
+        </w:rPr>
+        <w:t>4.3 SSH (Linux serverlər)</w:t>
+      </w:r>
+    </w:p>
+    <w:p>
+      <w:pPr>
+        <w:pStyle w:val="ListBullet"/>
+        <w:spacing w:after="80"/>
+      </w:pPr>
+      <w:r>
+        <w:rPr>
+          <w:rFonts w:ascii="Segoe UI" w:hAnsi="Segoe UI"/>
+          <w:b/>
+          <w:color w:val="14181F"/>
+          <w:sz w:val="21"/>
+        </w:rPr>
+        <w:t>Yalnız açar ilə</w:t>
+      </w:r>
+      <w:r>
+        <w:rPr>
+          <w:rFonts w:ascii="Segoe UI" w:hAnsi="Segoe UI"/>
+          <w:color w:val="22262E"/>
+          <w:sz w:val="21"/>
+        </w:rPr>
+        <w:t xml:space="preserve"> giriş (parol authentication söndürülür). Açar tipi: </w:t>
+      </w:r>
+      <w:r>
+        <w:rPr>
+          <w:rFonts w:ascii="Consolas" w:hAnsi="Consolas"/>
+          <w:color w:val="14181F"/>
+          <w:sz w:val="21"/>
+        </w:rPr>
+        <w:t>ed25519</w:t>
+      </w:r>
+      <w:r>
+        <w:rPr>
+          <w:rFonts w:ascii="Segoe UI" w:hAnsi="Segoe UI"/>
+          <w:color w:val="22262E"/>
+          <w:sz w:val="21"/>
+        </w:rPr>
+        <w:t>. Açar parolla qorunur, vault-da saxlanılır.</w:t>
+      </w:r>
+    </w:p>
+    <w:p>
+      <w:pPr>
+        <w:pStyle w:val="ListBullet"/>
+        <w:spacing w:after="80"/>
+      </w:pPr>
+      <w:r>
+        <w:rPr>
+          <w:rFonts w:ascii="Segoe UI" w:hAnsi="Segoe UI"/>
+          <w:color w:val="22262E"/>
+          <w:sz w:val="21"/>
+        </w:rPr>
+        <w:t xml:space="preserve">Bastion varsa </w:t>
+      </w:r>
+      <w:r>
+        <w:rPr>
+          <w:rFonts w:ascii="Consolas" w:hAnsi="Consolas"/>
+          <w:color w:val="14181F"/>
+          <w:sz w:val="21"/>
+        </w:rPr>
+        <w:t>ProxyJump</w:t>
+      </w:r>
+      <w:r>
+        <w:rPr>
+          <w:rFonts w:ascii="Segoe UI" w:hAnsi="Segoe UI"/>
+          <w:color w:val="22262E"/>
+          <w:sz w:val="21"/>
+        </w:rPr>
+        <w:t xml:space="preserve"> istifadə olunur, birbaşa yox:</w:t>
+      </w:r>
+    </w:p>
+    <w:p>
+      <w:pPr>
+        <w:spacing w:after="0" w:line="240" w:lineRule="auto"/>
+        <w:ind w:left="170"/>
+        <w:shd w:val="clear" w:fill="F4F6F8"/>
+      </w:pPr>
+      <w:r>
+        <w:rPr>
+          <w:rFonts w:ascii="Consolas" w:hAnsi="Consolas"/>
+          <w:color w:val="14181F"/>
+          <w:sz w:val="18"/>
+        </w:rPr>
+        <w:t># ~/.ssh/config</w:t>
+      </w:r>
+    </w:p>
+    <w:p>
+      <w:pPr>
+        <w:spacing w:after="0" w:line="240" w:lineRule="auto"/>
+        <w:ind w:left="170"/>
+        <w:shd w:val="clear" w:fill="F4F6F8"/>
+      </w:pPr>
+      <w:r>
+        <w:rPr>
+          <w:rFonts w:ascii="Consolas" w:hAnsi="Consolas"/>
+          <w:color w:val="14181F"/>
+          <w:sz w:val="18"/>
+        </w:rPr>
+        <w:t>Host musteri-bastion</w:t>
+      </w:r>
+    </w:p>
+    <w:p>
+      <w:pPr>
+        <w:spacing w:after="0" w:line="240" w:lineRule="auto"/>
+        <w:ind w:left="170"/>
+        <w:shd w:val="clear" w:fill="F4F6F8"/>
+      </w:pPr>
+      <w:r>
+        <w:rPr>
+          <w:rFonts w:ascii="Consolas" w:hAnsi="Consolas"/>
+          <w:color w:val="14181F"/>
+          <w:sz w:val="18"/>
+        </w:rPr>
+        <w:t xml:space="preserve">    HostName bastion.musteri.com</w:t>
+      </w:r>
+    </w:p>
+    <w:p>
+      <w:pPr>
+        <w:spacing w:after="0" w:line="240" w:lineRule="auto"/>
+        <w:ind w:left="170"/>
+        <w:shd w:val="clear" w:fill="F4F6F8"/>
+      </w:pPr>
+      <w:r>
+        <w:rPr>
+          <w:rFonts w:ascii="Consolas" w:hAnsi="Consolas"/>
+          <w:color w:val="14181F"/>
+          <w:sz w:val="18"/>
+        </w:rPr>
+        <w:t xml:space="preserve">    User aivanta.ad</w:t>
+      </w:r>
+    </w:p>
+    <w:p>
+      <w:pPr>
+        <w:spacing w:after="0" w:line="240" w:lineRule="auto"/>
+        <w:ind w:left="170"/>
+        <w:shd w:val="clear" w:fill="F4F6F8"/>
+      </w:pPr>
+      <w:r>
+        <w:rPr>
+          <w:rFonts w:ascii="Consolas" w:hAnsi="Consolas"/>
+          <w:color w:val="14181F"/>
+          <w:sz w:val="18"/>
+        </w:rPr>
+        <w:t xml:space="preserve">    IdentityFile ~/.ssh/musteri_ed25519</w:t>
+      </w:r>
+    </w:p>
+    <w:p>
+      <w:pPr>
+        <w:spacing w:after="0" w:line="240" w:lineRule="auto"/>
+        <w:ind w:left="170"/>
+        <w:shd w:val="clear" w:fill="F4F6F8"/>
+      </w:pPr>
+      <w:r>
+        <w:rPr>
+          <w:rFonts w:ascii="Consolas" w:hAnsi="Consolas"/>
+          <w:color w:val="14181F"/>
+          <w:sz w:val="18"/>
+        </w:rPr>
+        <w:t>Host musteri-app</w:t>
+      </w:r>
+    </w:p>
+    <w:p>
+      <w:pPr>
+        <w:spacing w:after="0" w:line="240" w:lineRule="auto"/>
+        <w:ind w:left="170"/>
+        <w:shd w:val="clear" w:fill="F4F6F8"/>
+      </w:pPr>
+      <w:r>
+        <w:rPr>
+          <w:rFonts w:ascii="Consolas" w:hAnsi="Consolas"/>
+          <w:color w:val="14181F"/>
+          <w:sz w:val="18"/>
+        </w:rPr>
+        <w:t xml:space="preserve">    HostName 10.0.1.20</w:t>
+      </w:r>
+    </w:p>
+    <w:p>
+      <w:pPr>
+        <w:spacing w:after="0" w:line="240" w:lineRule="auto"/>
+        <w:ind w:left="170"/>
+        <w:shd w:val="clear" w:fill="F4F6F8"/>
+      </w:pPr>
+      <w:r>
+        <w:rPr>
+          <w:rFonts w:ascii="Consolas" w:hAnsi="Consolas"/>
+          <w:color w:val="14181F"/>
+          <w:sz w:val="18"/>
+        </w:rPr>
+        <w:t xml:space="preserve">    User aivanta.ad</w:t>
+      </w:r>
+    </w:p>
+    <w:p>
+      <w:pPr>
+        <w:spacing w:after="0" w:line="240" w:lineRule="auto"/>
+        <w:ind w:left="170"/>
+        <w:shd w:val="clear" w:fill="F4F6F8"/>
+      </w:pPr>
+      <w:r>
+        <w:rPr>
+          <w:rFonts w:ascii="Consolas" w:hAnsi="Consolas"/>
+          <w:color w:val="14181F"/>
+          <w:sz w:val="18"/>
+        </w:rPr>
+        <w:t xml:space="preserve">    ProxyJump musteri-bastion</w:t>
+      </w:r>
+    </w:p>
+    <w:p>
+      <w:pPr>
+        <w:spacing w:after="0" w:line="240" w:lineRule="auto"/>
+        <w:ind w:left="170"/>
+        <w:shd w:val="clear" w:fill="F4F6F8"/>
+      </w:pPr>
+      <w:r>
+        <w:rPr>
+          <w:rFonts w:ascii="Consolas" w:hAnsi="Consolas"/>
+          <w:color w:val="14181F"/>
+          <w:sz w:val="18"/>
+        </w:rPr>
+        <w:t xml:space="preserve">    IdentityFile ~/.ssh/musteri_ed25519</w:t>
+      </w:r>
+    </w:p>
+    <w:p>
+      <w:pPr>
+        <w:spacing w:after="80"/>
+      </w:pPr>
+    </w:p>
+    <w:p>
+      <w:pPr>
+        <w:pStyle w:val="ListBullet"/>
+        <w:spacing w:after="80"/>
+      </w:pPr>
+      <w:r>
+        <w:rPr>
+          <w:rFonts w:ascii="Segoe UI" w:hAnsi="Segoe UI"/>
+          <w:color w:val="22262E"/>
+          <w:sz w:val="21"/>
+        </w:rPr>
+        <w:t>Agent forwarding yalnız zərurət olduqda; sudo əməliyyatları loglanır.</w:t>
+      </w:r>
+    </w:p>
+    <w:p>
+      <w:pPr>
+        <w:pStyle w:val="ListBullet"/>
+        <w:spacing w:after="80"/>
+      </w:pPr>
+      <w:r>
+        <w:rPr>
+          <w:rFonts w:ascii="Segoe UI" w:hAnsi="Segoe UI"/>
+          <w:color w:val="22262E"/>
+          <w:sz w:val="21"/>
+        </w:rPr>
+        <w:t>Server açarları (host keys) ilk qoşulmada təsdiqlənir və qeyd olunur.</w:t>
+      </w:r>
+    </w:p>
+    <w:p>
+      <w:pPr>
+        <w:keepNext/>
+        <w:spacing w:before="200" w:after="60"/>
+      </w:pPr>
+      <w:r>
+        <w:rPr>
+          <w:rFonts w:ascii="Segoe UI" w:hAnsi="Segoe UI"/>
+          <w:b/>
+          <w:color w:val="14181F"/>
+          <w:sz w:val="22"/>
+        </w:rPr>
+        <w:t>4.4 Windows serverlər (RDP)</w:t>
+      </w:r>
+    </w:p>
+    <w:p>
+      <w:pPr>
+        <w:pStyle w:val="ListBullet"/>
+        <w:spacing w:after="80"/>
+      </w:pPr>
+      <w:r>
+        <w:rPr>
+          <w:rFonts w:ascii="Segoe UI" w:hAnsi="Segoe UI"/>
+          <w:color w:val="22262E"/>
+          <w:sz w:val="21"/>
+        </w:rPr>
+        <w:t xml:space="preserve">RDP </w:t>
+      </w:r>
+      <w:r>
+        <w:rPr>
+          <w:rFonts w:ascii="Segoe UI" w:hAnsi="Segoe UI"/>
+          <w:b/>
+          <w:color w:val="14181F"/>
+          <w:sz w:val="21"/>
+        </w:rPr>
+        <w:t>birbaşa internetdən yox</w:t>
+      </w:r>
+      <w:r>
+        <w:rPr>
+          <w:rFonts w:ascii="Segoe UI" w:hAnsi="Segoe UI"/>
+          <w:color w:val="22262E"/>
+          <w:sz w:val="21"/>
+        </w:rPr>
+        <w:t xml:space="preserve"> — yalnız VPN və ya bastion arxasından.</w:t>
+      </w:r>
+    </w:p>
+    <w:p>
+      <w:pPr>
+        <w:pStyle w:val="ListBullet"/>
+        <w:spacing w:after="80"/>
+      </w:pPr>
+      <w:r>
+        <w:rPr>
+          <w:rFonts w:ascii="Segoe UI" w:hAnsi="Segoe UI"/>
+          <w:b/>
+          <w:color w:val="14181F"/>
+          <w:sz w:val="21"/>
+        </w:rPr>
+        <w:t>NLA (Network Level Authentication)</w:t>
+      </w:r>
+      <w:r>
+        <w:rPr>
+          <w:rFonts w:ascii="Segoe UI" w:hAnsi="Segoe UI"/>
+          <w:color w:val="22262E"/>
+          <w:sz w:val="21"/>
+        </w:rPr>
+        <w:t xml:space="preserve"> aktiv, adlı hesab + MFA.</w:t>
+      </w:r>
+    </w:p>
+    <w:p>
+      <w:pPr>
+        <w:pStyle w:val="ListBullet"/>
+        <w:spacing w:after="80"/>
+      </w:pPr>
+      <w:r>
+        <w:rPr>
+          <w:rFonts w:ascii="Segoe UI" w:hAnsi="Segoe UI"/>
+          <w:color w:val="22262E"/>
+          <w:sz w:val="21"/>
+        </w:rPr>
+        <w:t>Uzun sessiyalar loglanır; iş bitəndə sessiya bağlanır (logout).</w:t>
+      </w:r>
+    </w:p>
+    <w:p>
+      <w:pPr>
+        <w:keepNext/>
+        <w:spacing w:before="200" w:after="60"/>
+      </w:pPr>
+      <w:r>
+        <w:rPr>
+          <w:rFonts w:ascii="Segoe UI" w:hAnsi="Segoe UI"/>
+          <w:b/>
+          <w:color w:val="14181F"/>
+          <w:sz w:val="22"/>
+        </w:rPr>
+        <w:t>4.5 Cloud konsolları (AWS / Azure / GCP)</w:t>
+      </w:r>
+    </w:p>
+    <w:p>
+      <w:pPr>
+        <w:pStyle w:val="ListBullet"/>
+        <w:spacing w:after="80"/>
+      </w:pPr>
+      <w:r>
+        <w:rPr>
+          <w:rFonts w:ascii="Segoe UI" w:hAnsi="Segoe UI"/>
+          <w:b/>
+          <w:color w:val="14181F"/>
+          <w:sz w:val="21"/>
+        </w:rPr>
+        <w:t>SSO ilə giriş</w:t>
+      </w:r>
+      <w:r>
+        <w:rPr>
+          <w:rFonts w:ascii="Segoe UI" w:hAnsi="Segoe UI"/>
+          <w:color w:val="22262E"/>
+          <w:sz w:val="21"/>
+        </w:rPr>
+        <w:t xml:space="preserve"> (Google/Microsoft), root/owner hesabı istifadə edilmir.</w:t>
+      </w:r>
+    </w:p>
+    <w:p>
+      <w:pPr>
+        <w:pStyle w:val="ListBullet"/>
+        <w:spacing w:after="80"/>
+      </w:pPr>
+      <w:r>
+        <w:rPr>
+          <w:rFonts w:ascii="Segoe UI" w:hAnsi="Segoe UI"/>
+          <w:color w:val="22262E"/>
+          <w:sz w:val="21"/>
+        </w:rPr>
+        <w:t xml:space="preserve">Bizə </w:t>
+      </w:r>
+      <w:r>
+        <w:rPr>
+          <w:rFonts w:ascii="Segoe UI" w:hAnsi="Segoe UI"/>
+          <w:b/>
+          <w:color w:val="14181F"/>
+          <w:sz w:val="21"/>
+        </w:rPr>
+        <w:t>məhdud IAM rolu</w:t>
+      </w:r>
+      <w:r>
+        <w:rPr>
+          <w:rFonts w:ascii="Segoe UI" w:hAnsi="Segoe UI"/>
+          <w:color w:val="22262E"/>
+          <w:sz w:val="21"/>
+        </w:rPr>
+        <w:t xml:space="preserve"> verilir — yalnız layihəyə lazım servislərə.</w:t>
+      </w:r>
+    </w:p>
+    <w:p>
+      <w:pPr>
+        <w:pStyle w:val="ListBullet"/>
+        <w:spacing w:after="80"/>
+      </w:pPr>
+      <w:r>
+        <w:rPr>
+          <w:rFonts w:ascii="Segoe UI" w:hAnsi="Segoe UI"/>
+          <w:b/>
+          <w:color w:val="14181F"/>
+          <w:sz w:val="21"/>
+        </w:rPr>
+        <w:t>Uzunömürlü access key yaratmırıq</w:t>
+      </w:r>
+      <w:r>
+        <w:rPr>
+          <w:rFonts w:ascii="Segoe UI" w:hAnsi="Segoe UI"/>
+          <w:color w:val="22262E"/>
+          <w:sz w:val="21"/>
+        </w:rPr>
+        <w:t xml:space="preserve"> — müvəqqəti kredensial: </w:t>
+      </w:r>
+      <w:r>
+        <w:rPr>
+          <w:rFonts w:ascii="Consolas" w:hAnsi="Consolas"/>
+          <w:color w:val="14181F"/>
+          <w:sz w:val="21"/>
+        </w:rPr>
+        <w:t>aws sso login</w:t>
+      </w:r>
+      <w:r>
+        <w:rPr>
+          <w:rFonts w:ascii="Segoe UI" w:hAnsi="Segoe UI"/>
+          <w:color w:val="22262E"/>
+          <w:sz w:val="21"/>
+        </w:rPr>
+        <w:t xml:space="preserve"> / STS, </w:t>
+      </w:r>
+      <w:r>
+        <w:rPr>
+          <w:rFonts w:ascii="Consolas" w:hAnsi="Consolas"/>
+          <w:color w:val="14181F"/>
+          <w:sz w:val="21"/>
+        </w:rPr>
+        <w:t>az login</w:t>
+      </w:r>
+      <w:r>
+        <w:rPr>
+          <w:rFonts w:ascii="Segoe UI" w:hAnsi="Segoe UI"/>
+          <w:color w:val="22262E"/>
+          <w:sz w:val="21"/>
+        </w:rPr>
+        <w:t xml:space="preserve">, </w:t>
+      </w:r>
+      <w:r>
+        <w:rPr>
+          <w:rFonts w:ascii="Consolas" w:hAnsi="Consolas"/>
+          <w:color w:val="14181F"/>
+          <w:sz w:val="21"/>
+        </w:rPr>
+        <w:t>gcloud auth login</w:t>
+      </w:r>
+      <w:r>
+        <w:rPr>
+          <w:rFonts w:ascii="Segoe UI" w:hAnsi="Segoe UI"/>
+          <w:color w:val="22262E"/>
+          <w:sz w:val="21"/>
+        </w:rPr>
+        <w:t>.</w:t>
+      </w:r>
+    </w:p>
+    <w:p>
+      <w:pPr>
+        <w:pStyle w:val="ListBullet"/>
+        <w:spacing w:after="80"/>
+      </w:pPr>
+      <w:r>
+        <w:rPr>
+          <w:rFonts w:ascii="Segoe UI" w:hAnsi="Segoe UI"/>
+          <w:color w:val="22262E"/>
+          <w:sz w:val="21"/>
+        </w:rPr>
+        <w:t>Bütün əməliyyatlar cloud audit log-da qalır (CloudTrail / Activity Log).</w:t>
+      </w:r>
+    </w:p>
+    <w:p>
+      <w:pPr>
+        <w:keepNext/>
+        <w:spacing w:before="200" w:after="60"/>
+      </w:pPr>
+      <w:r>
+        <w:rPr>
+          <w:rFonts w:ascii="Segoe UI" w:hAnsi="Segoe UI"/>
+          <w:b/>
+          <w:color w:val="14181F"/>
+          <w:sz w:val="22"/>
+        </w:rPr>
+        <w:t>4.6 Verilənlər bazası</w:t>
+      </w:r>
+    </w:p>
+    <w:p>
+      <w:pPr>
+        <w:pStyle w:val="ListBullet"/>
+        <w:spacing w:after="80"/>
+      </w:pPr>
+      <w:r>
+        <w:rPr>
+          <w:rFonts w:ascii="Segoe UI" w:hAnsi="Segoe UI"/>
+          <w:color w:val="22262E"/>
+          <w:sz w:val="21"/>
+        </w:rPr>
+        <w:t xml:space="preserve">Bizə </w:t>
+      </w:r>
+      <w:r>
+        <w:rPr>
+          <w:rFonts w:ascii="Segoe UI" w:hAnsi="Segoe UI"/>
+          <w:b/>
+          <w:color w:val="14181F"/>
+          <w:sz w:val="21"/>
+        </w:rPr>
+        <w:t>read-only istifadəçi</w:t>
+      </w:r>
+      <w:r>
+        <w:rPr>
+          <w:rFonts w:ascii="Segoe UI" w:hAnsi="Segoe UI"/>
+          <w:color w:val="22262E"/>
+          <w:sz w:val="21"/>
+        </w:rPr>
+        <w:t xml:space="preserve"> (yazma lazımdırsa ayrıca, məhdud).</w:t>
+      </w:r>
+    </w:p>
+    <w:p>
+      <w:pPr>
+        <w:pStyle w:val="ListBullet"/>
+        <w:spacing w:after="80"/>
+      </w:pPr>
+      <w:r>
+        <w:rPr>
+          <w:rFonts w:ascii="Segoe UI" w:hAnsi="Segoe UI"/>
+          <w:color w:val="22262E"/>
+          <w:sz w:val="21"/>
+        </w:rPr>
+        <w:t xml:space="preserve">Baza </w:t>
+      </w:r>
+      <w:r>
+        <w:rPr>
+          <w:rFonts w:ascii="Segoe UI" w:hAnsi="Segoe UI"/>
+          <w:b/>
+          <w:color w:val="14181F"/>
+          <w:sz w:val="21"/>
+        </w:rPr>
+        <w:t>internetə açıq deyil</w:t>
+      </w:r>
+      <w:r>
+        <w:rPr>
+          <w:rFonts w:ascii="Segoe UI" w:hAnsi="Segoe UI"/>
+          <w:color w:val="22262E"/>
+          <w:sz w:val="21"/>
+        </w:rPr>
+        <w:t xml:space="preserve"> — SSH tunnel və ya bastion üzərindən:</w:t>
+      </w:r>
+    </w:p>
+    <w:p>
+      <w:pPr>
+        <w:spacing w:after="0" w:line="240" w:lineRule="auto"/>
+        <w:ind w:left="170"/>
+        <w:shd w:val="clear" w:fill="F4F6F8"/>
+      </w:pPr>
+      <w:r>
+        <w:rPr>
+          <w:rFonts w:ascii="Consolas" w:hAnsi="Consolas"/>
+          <w:color w:val="14181F"/>
+          <w:sz w:val="18"/>
+        </w:rPr>
+        <w:t>ssh -L 5432:db.internal:5432 musteri-bastion</w:t>
+      </w:r>
+    </w:p>
+    <w:p>
+      <w:pPr>
+        <w:spacing w:after="0" w:line="240" w:lineRule="auto"/>
+        <w:ind w:left="170"/>
+        <w:shd w:val="clear" w:fill="F4F6F8"/>
+      </w:pPr>
+      <w:r>
+        <w:rPr>
+          <w:rFonts w:ascii="Consolas" w:hAnsi="Consolas"/>
+          <w:color w:val="14181F"/>
+          <w:sz w:val="18"/>
+        </w:rPr>
+        <w:t># sonra lokal 127.0.0.1:5432-ə qoşul</w:t>
+      </w:r>
+    </w:p>
+    <w:p>
+      <w:pPr>
+        <w:spacing w:after="80"/>
+      </w:pPr>
+    </w:p>
+    <w:p>
+      <w:pPr>
+        <w:pStyle w:val="ListBullet"/>
+        <w:spacing w:after="80"/>
+      </w:pPr>
+      <w:r>
+        <w:rPr>
+          <w:rFonts w:ascii="Segoe UI" w:hAnsi="Segoe UI"/>
+          <w:color w:val="22262E"/>
+          <w:sz w:val="21"/>
+        </w:rPr>
+        <w:t>Prod bazada ağır sorğu yalnız iş saatından kənar / replica üzərində.</w:t>
+      </w:r>
+    </w:p>
+    <w:p>
+      <w:pPr>
+        <w:keepNext/>
+        <w:spacing w:before="200" w:after="60"/>
+      </w:pPr>
+      <w:r>
+        <w:rPr>
+          <w:rFonts w:ascii="Segoe UI" w:hAnsi="Segoe UI"/>
+          <w:b/>
+          <w:color w:val="14181F"/>
+          <w:sz w:val="22"/>
+        </w:rPr>
+        <w:t>4.7 SaaS admin panelləri və API</w:t>
+      </w:r>
+    </w:p>
+    <w:p>
+      <w:pPr>
+        <w:pStyle w:val="ListBullet"/>
+        <w:spacing w:after="80"/>
+      </w:pPr>
+      <w:r>
+        <w:rPr>
+          <w:rFonts w:ascii="Segoe UI" w:hAnsi="Segoe UI"/>
+          <w:color w:val="22262E"/>
+          <w:sz w:val="21"/>
+        </w:rPr>
+        <w:t>Adlı hesab + MFA; paylaşılan login yox.</w:t>
+      </w:r>
+    </w:p>
+    <w:p>
+      <w:pPr>
+        <w:pStyle w:val="ListBullet"/>
+        <w:spacing w:after="80"/>
+      </w:pPr>
+      <w:r>
+        <w:rPr>
+          <w:rFonts w:ascii="Segoe UI" w:hAnsi="Segoe UI"/>
+          <w:color w:val="22262E"/>
+          <w:sz w:val="21"/>
+        </w:rPr>
+        <w:t>API açarları vault-da; kodda / Git-də açıq saxlanmır (bax. Bölmə 5).</w:t>
+      </w:r>
+    </w:p>
+    <w:p>
+      <w:pPr>
+        <w:pStyle w:val="ListBullet"/>
+        <w:spacing w:after="80"/>
+      </w:pPr>
+      <w:r>
+        <w:rPr>
+          <w:rFonts w:ascii="Segoe UI" w:hAnsi="Segoe UI"/>
+          <w:color w:val="22262E"/>
+          <w:sz w:val="21"/>
+        </w:rPr>
+        <w:t>API-yə minimal scope (yalnız lazım icazələr).</w:t>
+      </w:r>
+    </w:p>
+    <w:p>
+      <w:pPr>
+        <w:spacing w:before="40" w:after="40"/>
+        <w:pBdr>
+          <w:bottom w:val="single" w:sz="6" w:space="1" w:color="D7DBE0"/>
+        </w:pBdr>
+      </w:pPr>
+    </w:p>
+    <w:p>
+      <w:pPr>
+        <w:keepNext/>
+        <w:spacing w:before="280" w:after="100"/>
+        <w:pBdr>
+          <w:bottom w:val="single" w:sz="6" w:space="3" w:color="D7DBE0"/>
+        </w:pBdr>
+      </w:pPr>
+      <w:r>
+        <w:rPr>
+          <w:rFonts w:ascii="Segoe UI" w:hAnsi="Segoe UI"/>
+          <w:b/>
+          <w:color w:val="0B7A67"/>
+          <w:sz w:val="26"/>
+        </w:rPr>
+        <w:t>5. Secrets (parol, açar, token) idarəetməsi</w:t>
+      </w:r>
+    </w:p>
+    <w:p>
+      <w:pPr>
+        <w:pStyle w:val="ListBullet"/>
+        <w:spacing w:after="80"/>
+      </w:pPr>
+      <w:r>
+        <w:rPr>
+          <w:rFonts w:ascii="Segoe UI" w:hAnsi="Segoe UI"/>
+          <w:color w:val="22262E"/>
+          <w:sz w:val="21"/>
+        </w:rPr>
+        <w:t xml:space="preserve">Mərkəz: </w:t>
+      </w:r>
+      <w:r>
+        <w:rPr>
+          <w:rFonts w:ascii="Segoe UI" w:hAnsi="Segoe UI"/>
+          <w:b/>
+          <w:color w:val="14181F"/>
+          <w:sz w:val="21"/>
+        </w:rPr>
+        <w:t>parol meneceri / vault</w:t>
+      </w:r>
+      <w:r>
+        <w:rPr>
+          <w:rFonts w:ascii="Segoe UI" w:hAnsi="Segoe UI"/>
+          <w:color w:val="22262E"/>
+          <w:sz w:val="21"/>
+        </w:rPr>
+        <w:t xml:space="preserve"> — 1Password və ya Bitwarden; hər müştəri üçün ayrıca paylaşılan qovluq (vault).</w:t>
+      </w:r>
+    </w:p>
+    <w:p>
+      <w:pPr>
+        <w:pStyle w:val="ListBullet"/>
+        <w:spacing w:after="80"/>
+      </w:pPr>
+      <w:r>
+        <w:rPr>
+          <w:rFonts w:ascii="Segoe UI" w:hAnsi="Segoe UI"/>
+          <w:b/>
+          <w:color w:val="14181F"/>
+          <w:sz w:val="21"/>
+        </w:rPr>
+        <w:t>Heç vaxt Git-ə düşmür.</w:t>
+      </w:r>
+      <w:r>
+        <w:rPr>
+          <w:rFonts w:ascii="Segoe UI" w:hAnsi="Segoe UI"/>
+          <w:color w:val="22262E"/>
+          <w:sz w:val="21"/>
+        </w:rPr>
+        <w:t xml:space="preserve"> </w:t>
+      </w:r>
+      <w:r>
+        <w:rPr>
+          <w:rFonts w:ascii="Consolas" w:hAnsi="Consolas"/>
+          <w:color w:val="14181F"/>
+          <w:sz w:val="21"/>
+        </w:rPr>
+        <w:t>.env</w:t>
+      </w:r>
+      <w:r>
+        <w:rPr>
+          <w:rFonts w:ascii="Segoe UI" w:hAnsi="Segoe UI"/>
+          <w:color w:val="22262E"/>
+          <w:sz w:val="21"/>
+        </w:rPr>
+        <w:t xml:space="preserve"> faylları </w:t>
+      </w:r>
+      <w:r>
+        <w:rPr>
+          <w:rFonts w:ascii="Consolas" w:hAnsi="Consolas"/>
+          <w:color w:val="14181F"/>
+          <w:sz w:val="21"/>
+        </w:rPr>
+        <w:t>.gitignore</w:t>
+      </w:r>
+      <w:r>
+        <w:rPr>
+          <w:rFonts w:ascii="Segoe UI" w:hAnsi="Segoe UI"/>
+          <w:color w:val="22262E"/>
+          <w:sz w:val="21"/>
+        </w:rPr>
+        <w:t xml:space="preserve">-da; nümunə üçün </w:t>
+      </w:r>
+      <w:r>
+        <w:rPr>
+          <w:rFonts w:ascii="Consolas" w:hAnsi="Consolas"/>
+          <w:color w:val="14181F"/>
+          <w:sz w:val="21"/>
+        </w:rPr>
+        <w:t>.env.example</w:t>
+      </w:r>
+      <w:r>
+        <w:rPr>
+          <w:rFonts w:ascii="Segoe UI" w:hAnsi="Segoe UI"/>
+          <w:color w:val="22262E"/>
+          <w:sz w:val="21"/>
+        </w:rPr>
+        <w:t xml:space="preserve"> (dəyərsiz).</w:t>
+      </w:r>
+    </w:p>
+    <w:p>
+      <w:pPr>
+        <w:pStyle w:val="ListBullet"/>
+        <w:spacing w:after="80"/>
+      </w:pPr>
+      <w:r>
+        <w:rPr>
+          <w:rFonts w:ascii="Segoe UI" w:hAnsi="Segoe UI"/>
+          <w:color w:val="22262E"/>
+          <w:sz w:val="21"/>
+        </w:rPr>
+        <w:t xml:space="preserve">Commit-dən əvvəl </w:t>
+      </w:r>
+      <w:r>
+        <w:rPr>
+          <w:rFonts w:ascii="Segoe UI" w:hAnsi="Segoe UI"/>
+          <w:b/>
+          <w:color w:val="14181F"/>
+          <w:sz w:val="21"/>
+        </w:rPr>
+        <w:t>secret scanning:</w:t>
+      </w:r>
+      <w:r>
+        <w:rPr>
+          <w:rFonts w:ascii="Segoe UI" w:hAnsi="Segoe UI"/>
+          <w:color w:val="22262E"/>
+          <w:sz w:val="21"/>
+        </w:rPr>
+        <w:t xml:space="preserve"> </w:t>
+      </w:r>
+      <w:r>
+        <w:rPr>
+          <w:rFonts w:ascii="Consolas" w:hAnsi="Consolas"/>
+          <w:color w:val="14181F"/>
+          <w:sz w:val="21"/>
+        </w:rPr>
+        <w:t>gitleaks</w:t>
+      </w:r>
+      <w:r>
+        <w:rPr>
+          <w:rFonts w:ascii="Segoe UI" w:hAnsi="Segoe UI"/>
+          <w:color w:val="22262E"/>
+          <w:sz w:val="21"/>
+        </w:rPr>
+        <w:t xml:space="preserve"> (mümkünsə pre-commit hook). Təsadüfən düşərsə — dərhal rotasiya (dəyişdirmə), tarixdən təmizləmə.</w:t>
+      </w:r>
+    </w:p>
+    <w:p>
+      <w:pPr>
+        <w:pStyle w:val="ListBullet"/>
+        <w:spacing w:after="80"/>
+      </w:pPr>
+      <w:r>
+        <w:rPr>
+          <w:rFonts w:ascii="Segoe UI" w:hAnsi="Segoe UI"/>
+          <w:color w:val="22262E"/>
+          <w:sz w:val="21"/>
+        </w:rPr>
+        <w:t xml:space="preserve">Secrets </w:t>
+      </w:r>
+      <w:r>
+        <w:rPr>
+          <w:rFonts w:ascii="Segoe UI" w:hAnsi="Segoe UI"/>
+          <w:b/>
+          <w:color w:val="14181F"/>
+          <w:sz w:val="21"/>
+        </w:rPr>
+        <w:t>şifrəli kanalla</w:t>
+      </w:r>
+      <w:r>
+        <w:rPr>
+          <w:rFonts w:ascii="Segoe UI" w:hAnsi="Segoe UI"/>
+          <w:color w:val="22262E"/>
+          <w:sz w:val="21"/>
+        </w:rPr>
+        <w:t xml:space="preserve"> ötürülür (vault paylaşımı / şifrəli link) — email, mesaj, Slack ilə açıq mətnlə yox.</w:t>
+      </w:r>
+    </w:p>
+    <w:p>
+      <w:pPr>
+        <w:pStyle w:val="ListBullet"/>
+        <w:spacing w:after="80"/>
+      </w:pPr>
+      <w:r>
+        <w:rPr>
+          <w:rFonts w:ascii="Segoe UI" w:hAnsi="Segoe UI"/>
+          <w:color w:val="22262E"/>
+          <w:sz w:val="21"/>
+        </w:rPr>
+        <w:t>Rotasiya: layihə sonunda və işçi dəyişəndə bütün paylaşılan secrets yenilənir.</w:t>
+      </w:r>
+    </w:p>
+    <w:p>
+      <w:pPr>
+        <w:spacing w:before="40" w:after="40"/>
+        <w:pBdr>
+          <w:bottom w:val="single" w:sz="6" w:space="1" w:color="D7DBE0"/>
+        </w:pBdr>
+      </w:pPr>
+    </w:p>
+    <w:p>
+      <w:pPr>
+        <w:keepNext/>
+        <w:spacing w:before="280" w:after="100"/>
+        <w:pBdr>
+          <w:bottom w:val="single" w:sz="6" w:space="3" w:color="D7DBE0"/>
+        </w:pBdr>
+      </w:pPr>
+      <w:r>
+        <w:rPr>
+          <w:rFonts w:ascii="Segoe UI" w:hAnsi="Segoe UI"/>
+          <w:b/>
+          <w:color w:val="0B7A67"/>
+          <w:sz w:val="26"/>
+        </w:rPr>
+        <w:t>6. İş mühiti və infrastruktur</w:t>
+      </w:r>
+    </w:p>
+    <w:p>
+      <w:pPr>
+        <w:pStyle w:val="ListBullet"/>
+        <w:spacing w:after="80"/>
+      </w:pPr>
+      <w:r>
+        <w:rPr>
+          <w:rFonts w:ascii="Segoe UI" w:hAnsi="Segoe UI"/>
+          <w:b/>
+          <w:color w:val="14181F"/>
+          <w:sz w:val="21"/>
+        </w:rPr>
+        <w:t>Standart tələb — 1 ayrılmış VM:</w:t>
+      </w:r>
+      <w:r>
+        <w:rPr>
+          <w:rFonts w:ascii="Segoe UI" w:hAnsi="Segoe UI"/>
+          <w:color w:val="22262E"/>
+          <w:sz w:val="21"/>
+        </w:rPr>
+        <w:t xml:space="preserve"> min. 4 vCPU / 16 GB RAM / 100 GB SSD, Ubuntu 22.04 LTS (və ya müştərinin OS standartı). Sahəyə xas tələblər (məs. AI üçün GPU) sahə sənədindədir.</w:t>
+      </w:r>
+    </w:p>
+    <w:p>
+      <w:pPr>
+        <w:pStyle w:val="ListBullet"/>
+        <w:spacing w:after="80"/>
+      </w:pPr>
+      <w:r>
+        <w:rPr>
+          <w:rFonts w:ascii="Segoe UI" w:hAnsi="Segoe UI"/>
+          <w:color w:val="22262E"/>
+          <w:sz w:val="21"/>
+        </w:rPr>
+        <w:t xml:space="preserve">Mühit qatları ayrı: </w:t>
+      </w:r>
+      <w:r>
+        <w:rPr>
+          <w:rFonts w:ascii="Segoe UI" w:hAnsi="Segoe UI"/>
+          <w:b/>
+          <w:color w:val="14181F"/>
+          <w:sz w:val="21"/>
+        </w:rPr>
+        <w:t>dev / staging / production</w:t>
+      </w:r>
+      <w:r>
+        <w:rPr>
+          <w:rFonts w:ascii="Segoe UI" w:hAnsi="Segoe UI"/>
+          <w:color w:val="22262E"/>
+          <w:sz w:val="21"/>
+        </w:rPr>
+        <w:t>. Test staging-də; prod-a yalnız təsdiqli deploy.</w:t>
+      </w:r>
+    </w:p>
+    <w:p>
+      <w:pPr>
+        <w:pStyle w:val="ListBullet"/>
+        <w:spacing w:after="80"/>
+      </w:pPr>
+      <w:r>
+        <w:rPr>
+          <w:rFonts w:ascii="Segoe UI" w:hAnsi="Segoe UI"/>
+          <w:b/>
+          <w:color w:val="14181F"/>
+          <w:sz w:val="21"/>
+        </w:rPr>
+        <w:t>Adlandırma:</w:t>
+      </w:r>
+      <w:r>
+        <w:rPr>
+          <w:rFonts w:ascii="Segoe UI" w:hAnsi="Segoe UI"/>
+          <w:color w:val="22262E"/>
+          <w:sz w:val="21"/>
+        </w:rPr>
+        <w:t xml:space="preserve"> </w:t>
+      </w:r>
+      <w:r>
+        <w:rPr>
+          <w:rFonts w:ascii="Consolas" w:hAnsi="Consolas"/>
+          <w:color w:val="14181F"/>
+          <w:sz w:val="21"/>
+        </w:rPr>
+        <w:t>aivanta-&lt;musteri&gt;-&lt;mühit&gt;-&lt;rol&gt;</w:t>
+      </w:r>
+      <w:r>
+        <w:rPr>
+          <w:rFonts w:ascii="Segoe UI" w:hAnsi="Segoe UI"/>
+          <w:color w:val="22262E"/>
+          <w:sz w:val="21"/>
+        </w:rPr>
+        <w:t xml:space="preserve"> (məs. </w:t>
+      </w:r>
+      <w:r>
+        <w:rPr>
+          <w:rFonts w:ascii="Consolas" w:hAnsi="Consolas"/>
+          <w:color w:val="14181F"/>
+          <w:sz w:val="21"/>
+        </w:rPr>
+        <w:t>aivanta-acme-staging-app</w:t>
+      </w:r>
+      <w:r>
+        <w:rPr>
+          <w:rFonts w:ascii="Segoe UI" w:hAnsi="Segoe UI"/>
+          <w:color w:val="22262E"/>
+          <w:sz w:val="21"/>
+        </w:rPr>
+        <w:t>).</w:t>
+      </w:r>
+    </w:p>
+    <w:p>
+      <w:pPr>
+        <w:pStyle w:val="ListBullet"/>
+        <w:spacing w:after="80"/>
+      </w:pPr>
+      <w:r>
+        <w:rPr>
+          <w:rFonts w:ascii="Segoe UI" w:hAnsi="Segoe UI"/>
+          <w:color w:val="22262E"/>
+          <w:sz w:val="21"/>
+        </w:rPr>
+        <w:t xml:space="preserve">Mümkün olan yerdə </w:t>
+      </w:r>
+      <w:r>
+        <w:rPr>
+          <w:rFonts w:ascii="Segoe UI" w:hAnsi="Segoe UI"/>
+          <w:b/>
+          <w:color w:val="14181F"/>
+          <w:sz w:val="21"/>
+        </w:rPr>
+        <w:t>Infrastructure as Code:</w:t>
+      </w:r>
+      <w:r>
+        <w:rPr>
+          <w:rFonts w:ascii="Segoe UI" w:hAnsi="Segoe UI"/>
+          <w:color w:val="22262E"/>
+          <w:sz w:val="21"/>
+        </w:rPr>
+        <w:t xml:space="preserve"> Terraform (resurslar), Ansible (server konfiqurasiyası) — əl ilə "click-ops" minimuma endirilir ki, sonradan təkrar qurmaq mümkün olsun.</w:t>
+      </w:r>
+    </w:p>
+    <w:p>
+      <w:pPr>
+        <w:pStyle w:val="ListBullet"/>
+        <w:spacing w:after="80"/>
+      </w:pPr>
+      <w:r>
+        <w:rPr>
+          <w:rFonts w:ascii="Segoe UI" w:hAnsi="Segoe UI"/>
+          <w:color w:val="22262E"/>
+          <w:sz w:val="21"/>
+        </w:rPr>
+        <w:t xml:space="preserve">Konteynerləşdirmə: </w:t>
+      </w:r>
+      <w:r>
+        <w:rPr>
+          <w:rFonts w:ascii="Segoe UI" w:hAnsi="Segoe UI"/>
+          <w:b/>
+          <w:color w:val="14181F"/>
+          <w:sz w:val="21"/>
+        </w:rPr>
+        <w:t>Docker</w:t>
+      </w:r>
+      <w:r>
+        <w:rPr>
+          <w:rFonts w:ascii="Segoe UI" w:hAnsi="Segoe UI"/>
+          <w:color w:val="22262E"/>
+          <w:sz w:val="21"/>
+        </w:rPr>
+        <w:t xml:space="preserve"> — mühit fərqlərini aradan qaldırır.</w:t>
+      </w:r>
+    </w:p>
+    <w:p>
+      <w:pPr>
+        <w:pStyle w:val="ListBullet"/>
+        <w:spacing w:after="80"/>
+      </w:pPr>
+      <w:r>
+        <w:rPr>
+          <w:rFonts w:ascii="Segoe UI" w:hAnsi="Segoe UI"/>
+          <w:b/>
+          <w:color w:val="14181F"/>
+          <w:sz w:val="21"/>
+        </w:rPr>
+        <w:t>Cloud xərci müştərinin hesabındadır</w:t>
+      </w:r>
+      <w:r>
+        <w:rPr>
+          <w:rFonts w:ascii="Segoe UI" w:hAnsi="Segoe UI"/>
+          <w:color w:val="22262E"/>
+          <w:sz w:val="21"/>
+        </w:rPr>
+        <w:t xml:space="preserve"> — görünürlük tam onlarda qalır.</w:t>
+      </w:r>
+    </w:p>
+    <w:p>
+      <w:pPr>
+        <w:spacing w:before="40" w:after="40"/>
+        <w:pBdr>
+          <w:bottom w:val="single" w:sz="6" w:space="1" w:color="D7DBE0"/>
+        </w:pBdr>
+      </w:pPr>
+    </w:p>
+    <w:p>
+      <w:pPr>
+        <w:keepNext/>
+        <w:spacing w:before="280" w:after="100"/>
+        <w:pBdr>
+          <w:bottom w:val="single" w:sz="6" w:space="3" w:color="D7DBE0"/>
+        </w:pBdr>
+      </w:pPr>
+      <w:r>
+        <w:rPr>
+          <w:rFonts w:ascii="Segoe UI" w:hAnsi="Segoe UI"/>
+          <w:b/>
+          <w:color w:val="0B7A67"/>
+          <w:sz w:val="26"/>
+        </w:rPr>
+        <w:t>7. Data ilə iş</w:t>
+      </w:r>
+    </w:p>
+    <w:p>
+      <w:pPr>
+        <w:pStyle w:val="ListBullet"/>
+        <w:spacing w:after="80"/>
+      </w:pPr>
+      <w:r>
+        <w:rPr>
+          <w:rFonts w:ascii="Segoe UI" w:hAnsi="Segoe UI"/>
+          <w:b/>
+          <w:color w:val="14181F"/>
+          <w:sz w:val="21"/>
+        </w:rPr>
+        <w:t>Təsnifat:</w:t>
+      </w:r>
+      <w:r>
+        <w:rPr>
+          <w:rFonts w:ascii="Segoe UI" w:hAnsi="Segoe UI"/>
+          <w:color w:val="22262E"/>
+          <w:sz w:val="21"/>
+        </w:rPr>
+        <w:t xml:space="preserve"> hər data "public / internal / confidential / PII" kimi qiymətləndirilir; PII və confidential ən sərt rejimdə.</w:t>
+      </w:r>
+    </w:p>
+    <w:p>
+      <w:pPr>
+        <w:pStyle w:val="ListBullet"/>
+        <w:spacing w:after="80"/>
+      </w:pPr>
+      <w:r>
+        <w:rPr>
+          <w:rFonts w:ascii="Segoe UI" w:hAnsi="Segoe UI"/>
+          <w:b/>
+          <w:color w:val="14181F"/>
+          <w:sz w:val="21"/>
+        </w:rPr>
+        <w:t>Şifrələmə:</w:t>
+      </w:r>
+      <w:r>
+        <w:rPr>
+          <w:rFonts w:ascii="Segoe UI" w:hAnsi="Segoe UI"/>
+          <w:color w:val="22262E"/>
+          <w:sz w:val="21"/>
+        </w:rPr>
+        <w:t xml:space="preserve"> ötürülmədə (TLS/SSH) və saxlanmada (disk şifrələmə).</w:t>
+      </w:r>
+    </w:p>
+    <w:p>
+      <w:pPr>
+        <w:pStyle w:val="ListBullet"/>
+        <w:spacing w:after="80"/>
+      </w:pPr>
+      <w:r>
+        <w:rPr>
+          <w:rFonts w:ascii="Segoe UI" w:hAnsi="Segoe UI"/>
+          <w:b/>
+          <w:color w:val="14181F"/>
+          <w:sz w:val="21"/>
+        </w:rPr>
+        <w:t>Ötürülmə üsulları (yalnız bunlar):</w:t>
+      </w:r>
+      <w:r>
+        <w:rPr>
+          <w:rFonts w:ascii="Segoe UI" w:hAnsi="Segoe UI"/>
+          <w:color w:val="22262E"/>
+          <w:sz w:val="21"/>
+        </w:rPr>
+        <w:t xml:space="preserve"> SFTP, müştərinin bulud storage-i (bizə açılmış bucket/qovluq), müddətli şifrəli link. </w:t>
+      </w:r>
+      <w:r>
+        <w:rPr>
+          <w:rFonts w:ascii="Segoe UI" w:hAnsi="Segoe UI"/>
+          <w:b/>
+          <w:color w:val="14181F"/>
+          <w:sz w:val="21"/>
+        </w:rPr>
+        <w:t>Email ilə data göndərilmir.</w:t>
+      </w:r>
+    </w:p>
+    <w:p>
+      <w:pPr>
+        <w:pStyle w:val="ListBullet"/>
+        <w:spacing w:after="80"/>
+      </w:pPr>
+      <w:r>
+        <w:rPr>
+          <w:rFonts w:ascii="Segoe UI" w:hAnsi="Segoe UI"/>
+          <w:b/>
+          <w:color w:val="14181F"/>
+          <w:sz w:val="21"/>
+        </w:rPr>
+        <w:t>Anonimləşdirmə / maskalama:</w:t>
+      </w:r>
+      <w:r>
+        <w:rPr>
+          <w:rFonts w:ascii="Segoe UI" w:hAnsi="Segoe UI"/>
+          <w:color w:val="22262E"/>
+          <w:sz w:val="21"/>
+        </w:rPr>
+        <w:t xml:space="preserve"> mümkün olan yerdə maskalanmış data ilə işləyirik; prod data yalnız zərurət + yazılı razılıqla.</w:t>
+      </w:r>
+    </w:p>
+    <w:p>
+      <w:pPr>
+        <w:pStyle w:val="ListBullet"/>
+        <w:spacing w:after="80"/>
+      </w:pPr>
+      <w:r>
+        <w:rPr>
+          <w:rFonts w:ascii="Segoe UI" w:hAnsi="Segoe UI"/>
+          <w:b/>
+          <w:color w:val="14181F"/>
+          <w:sz w:val="21"/>
+        </w:rPr>
+        <w:t>Saxlama və silinmə:</w:t>
+      </w:r>
+      <w:r>
+        <w:rPr>
+          <w:rFonts w:ascii="Segoe UI" w:hAnsi="Segoe UI"/>
+          <w:color w:val="22262E"/>
+          <w:sz w:val="21"/>
+        </w:rPr>
+        <w:t xml:space="preserve"> data yalnız layihə mühitində; iş bitəndən sonra </w:t>
+      </w:r>
+      <w:r>
+        <w:rPr>
+          <w:rFonts w:ascii="Segoe UI" w:hAnsi="Segoe UI"/>
+          <w:b/>
+          <w:color w:val="14181F"/>
+          <w:sz w:val="21"/>
+        </w:rPr>
+        <w:t>30 gün içində silinir</w:t>
+      </w:r>
+      <w:r>
+        <w:rPr>
+          <w:rFonts w:ascii="Segoe UI" w:hAnsi="Segoe UI"/>
+          <w:color w:val="22262E"/>
+          <w:sz w:val="21"/>
+        </w:rPr>
+        <w:t>, silinmə email ilə təsdiqlənir (müqavilədə fərqli yoxdursa).</w:t>
+      </w:r>
+    </w:p>
+    <w:p>
+      <w:pPr>
+        <w:pStyle w:val="ListBullet"/>
+        <w:spacing w:after="80"/>
+      </w:pPr>
+      <w:r>
+        <w:rPr>
+          <w:rFonts w:ascii="Segoe UI" w:hAnsi="Segoe UI"/>
+          <w:b/>
+          <w:color w:val="14181F"/>
+          <w:sz w:val="21"/>
+        </w:rPr>
+        <w:t>Data residency:</w:t>
+      </w:r>
+      <w:r>
+        <w:rPr>
+          <w:rFonts w:ascii="Segoe UI" w:hAnsi="Segoe UI"/>
+          <w:color w:val="22262E"/>
+          <w:sz w:val="21"/>
+        </w:rPr>
+        <w:t xml:space="preserve"> ABŞ müştəriləri üçün data ABŞ regionunda saxlanılır (müştəri fərqli tələb etməyibsə).</w:t>
+      </w:r>
+    </w:p>
+    <w:p>
+      <w:pPr>
+        <w:spacing w:before="40" w:after="40"/>
+        <w:pBdr>
+          <w:bottom w:val="single" w:sz="6" w:space="1" w:color="D7DBE0"/>
+        </w:pBdr>
+      </w:pPr>
+    </w:p>
+    <w:p>
+      <w:pPr>
+        <w:keepNext/>
+        <w:spacing w:before="280" w:after="100"/>
+        <w:pBdr>
+          <w:bottom w:val="single" w:sz="6" w:space="3" w:color="D7DBE0"/>
+        </w:pBdr>
+      </w:pPr>
+      <w:r>
+        <w:rPr>
+          <w:rFonts w:ascii="Segoe UI" w:hAnsi="Segoe UI"/>
+          <w:b/>
+          <w:color w:val="0B7A67"/>
+          <w:sz w:val="26"/>
+        </w:rPr>
+        <w:t>8. Versiya nəzarəti və dəyişiklik idarəetməsi</w:t>
+      </w:r>
+    </w:p>
+    <w:p>
+      <w:pPr>
+        <w:pStyle w:val="ListBullet"/>
+        <w:spacing w:after="80"/>
+      </w:pPr>
+      <w:r>
+        <w:rPr>
+          <w:rFonts w:ascii="Segoe UI" w:hAnsi="Segoe UI"/>
+          <w:color w:val="22262E"/>
+          <w:sz w:val="21"/>
+        </w:rPr>
+        <w:t xml:space="preserve">Bütün kod / IaC / konfiq </w:t>
+      </w:r>
+      <w:r>
+        <w:rPr>
+          <w:rFonts w:ascii="Segoe UI" w:hAnsi="Segoe UI"/>
+          <w:b/>
+          <w:color w:val="14181F"/>
+          <w:sz w:val="21"/>
+        </w:rPr>
+        <w:t>Git-də</w:t>
+      </w:r>
+      <w:r>
+        <w:rPr>
+          <w:rFonts w:ascii="Segoe UI" w:hAnsi="Segoe UI"/>
+          <w:color w:val="22262E"/>
+          <w:sz w:val="21"/>
+        </w:rPr>
+        <w:t xml:space="preserve"> (GitHub / GitLab, privat repo).</w:t>
+      </w:r>
+    </w:p>
+    <w:p>
+      <w:pPr>
+        <w:pStyle w:val="ListBullet"/>
+        <w:spacing w:after="80"/>
+      </w:pPr>
+      <w:r>
+        <w:rPr>
+          <w:rFonts w:ascii="Segoe UI" w:hAnsi="Segoe UI"/>
+          <w:color w:val="22262E"/>
+          <w:sz w:val="21"/>
+        </w:rPr>
+        <w:t xml:space="preserve">İş branch-larda; </w:t>
+      </w:r>
+      <w:r>
+        <w:rPr>
+          <w:rFonts w:ascii="Consolas" w:hAnsi="Consolas"/>
+          <w:color w:val="14181F"/>
+          <w:sz w:val="21"/>
+        </w:rPr>
+        <w:t>main</w:t>
+      </w:r>
+      <w:r>
+        <w:rPr>
+          <w:rFonts w:ascii="Segoe UI" w:hAnsi="Segoe UI"/>
+          <w:color w:val="22262E"/>
+          <w:sz w:val="21"/>
+        </w:rPr>
+        <w:t xml:space="preserve">-ə </w:t>
+      </w:r>
+      <w:r>
+        <w:rPr>
+          <w:rFonts w:ascii="Segoe UI" w:hAnsi="Segoe UI"/>
+          <w:b/>
+          <w:color w:val="14181F"/>
+          <w:sz w:val="21"/>
+        </w:rPr>
+        <w:t>məcburi PR review</w:t>
+      </w:r>
+      <w:r>
+        <w:rPr>
+          <w:rFonts w:ascii="Segoe UI" w:hAnsi="Segoe UI"/>
+          <w:color w:val="22262E"/>
+          <w:sz w:val="21"/>
+        </w:rPr>
+        <w:t xml:space="preserve"> (ən azı 1 nəfər baxır).</w:t>
+      </w:r>
+    </w:p>
+    <w:p>
+      <w:pPr>
+        <w:pStyle w:val="ListBullet"/>
+        <w:spacing w:after="80"/>
+      </w:pPr>
+      <w:r>
+        <w:rPr>
+          <w:rFonts w:ascii="Segoe UI" w:hAnsi="Segoe UI"/>
+          <w:b/>
+          <w:color w:val="14181F"/>
+          <w:sz w:val="21"/>
+        </w:rPr>
+        <w:t>Production-a birbaşa push yoxdur</w:t>
+      </w:r>
+      <w:r>
+        <w:rPr>
+          <w:rFonts w:ascii="Segoe UI" w:hAnsi="Segoe UI"/>
+          <w:color w:val="22262E"/>
+          <w:sz w:val="21"/>
+        </w:rPr>
+        <w:t xml:space="preserve"> — yalnız təsdiqli deploy pəncərəsində.</w:t>
+      </w:r>
+    </w:p>
+    <w:p>
+      <w:pPr>
+        <w:pStyle w:val="ListBullet"/>
+        <w:spacing w:after="80"/>
+      </w:pPr>
+      <w:r>
+        <w:rPr>
+          <w:rFonts w:ascii="Segoe UI" w:hAnsi="Segoe UI"/>
+          <w:color w:val="22262E"/>
+          <w:sz w:val="21"/>
+        </w:rPr>
+        <w:t xml:space="preserve">Hər deploy-dan əvvəl </w:t>
+      </w:r>
+      <w:r>
+        <w:rPr>
+          <w:rFonts w:ascii="Segoe UI" w:hAnsi="Segoe UI"/>
+          <w:b/>
+          <w:color w:val="14181F"/>
+          <w:sz w:val="21"/>
+        </w:rPr>
+        <w:t>snapshot / backup</w:t>
+      </w:r>
+      <w:r>
+        <w:rPr>
+          <w:rFonts w:ascii="Segoe UI" w:hAnsi="Segoe UI"/>
+          <w:color w:val="22262E"/>
+          <w:sz w:val="21"/>
+        </w:rPr>
+        <w:t xml:space="preserve"> (bax. Bölmə 9), rollback planı hazır.</w:t>
+      </w:r>
+    </w:p>
+    <w:p>
+      <w:pPr>
+        <w:pStyle w:val="ListBullet"/>
+        <w:spacing w:after="80"/>
+      </w:pPr>
+      <w:r>
+        <w:rPr>
+          <w:rFonts w:ascii="Segoe UI" w:hAnsi="Segoe UI"/>
+          <w:color w:val="22262E"/>
+          <w:sz w:val="21"/>
+        </w:rPr>
+        <w:t xml:space="preserve">Mümkünsə </w:t>
+      </w:r>
+      <w:r>
+        <w:rPr>
+          <w:rFonts w:ascii="Segoe UI" w:hAnsi="Segoe UI"/>
+          <w:b/>
+          <w:color w:val="14181F"/>
+          <w:sz w:val="21"/>
+        </w:rPr>
+        <w:t>CI/CD:</w:t>
+      </w:r>
+      <w:r>
+        <w:rPr>
+          <w:rFonts w:ascii="Segoe UI" w:hAnsi="Segoe UI"/>
+          <w:color w:val="22262E"/>
+          <w:sz w:val="21"/>
+        </w:rPr>
+        <w:t xml:space="preserve"> avtomatik test + deploy pipeline (GitHub Actions).</w:t>
+      </w:r>
+    </w:p>
+    <w:p>
+      <w:pPr>
+        <w:spacing w:before="40" w:after="40"/>
+        <w:pBdr>
+          <w:bottom w:val="single" w:sz="6" w:space="1" w:color="D7DBE0"/>
+        </w:pBdr>
+      </w:pPr>
+    </w:p>
+    <w:p>
+      <w:pPr>
+        <w:keepNext/>
+        <w:spacing w:before="280" w:after="100"/>
+        <w:pBdr>
+          <w:bottom w:val="single" w:sz="6" w:space="3" w:color="D7DBE0"/>
+        </w:pBdr>
+      </w:pPr>
+      <w:r>
+        <w:rPr>
+          <w:rFonts w:ascii="Segoe UI" w:hAnsi="Segoe UI"/>
+          <w:b/>
+          <w:color w:val="0B7A67"/>
+          <w:sz w:val="26"/>
+        </w:rPr>
+        <w:t>9. Backup, rollback və fəlakət bərpası</w:t>
+      </w:r>
+    </w:p>
+    <w:p>
+      <w:pPr>
+        <w:pStyle w:val="ListBullet"/>
+        <w:spacing w:after="80"/>
+      </w:pPr>
+      <w:r>
+        <w:rPr>
+          <w:rFonts w:ascii="Segoe UI" w:hAnsi="Segoe UI"/>
+          <w:b/>
+          <w:color w:val="14181F"/>
+          <w:sz w:val="21"/>
+        </w:rPr>
+        <w:t>Dəyişiklikdən əvvəl:</w:t>
+      </w:r>
+      <w:r>
+        <w:rPr>
+          <w:rFonts w:ascii="Segoe UI" w:hAnsi="Segoe UI"/>
+          <w:color w:val="22262E"/>
+          <w:sz w:val="21"/>
+        </w:rPr>
+        <w:t xml:space="preserve"> VM snapshot / DB dump / config kopyası.</w:t>
+      </w:r>
+    </w:p>
+    <w:p>
+      <w:pPr>
+        <w:pStyle w:val="ListBullet"/>
+        <w:spacing w:after="80"/>
+      </w:pPr>
+      <w:r>
+        <w:rPr>
+          <w:rFonts w:ascii="Segoe UI" w:hAnsi="Segoe UI"/>
+          <w:color w:val="22262E"/>
+          <w:sz w:val="21"/>
+        </w:rPr>
+        <w:t>Rollback planı hər deploy-dan əvvəl yazılır: nəyi necə geri qaytarmalı, neçə dəqiqədə.</w:t>
+      </w:r>
+    </w:p>
+    <w:p>
+      <w:pPr>
+        <w:pStyle w:val="ListBullet"/>
+        <w:spacing w:after="80"/>
+      </w:pPr>
+      <w:r>
+        <w:rPr>
+          <w:rFonts w:ascii="Segoe UI" w:hAnsi="Segoe UI"/>
+          <w:color w:val="22262E"/>
+          <w:sz w:val="21"/>
+        </w:rPr>
+        <w:t xml:space="preserve">Kritik sistemlərdə backup avtomatlaşdırılır və </w:t>
+      </w:r>
+      <w:r>
+        <w:rPr>
+          <w:rFonts w:ascii="Segoe UI" w:hAnsi="Segoe UI"/>
+          <w:b/>
+          <w:color w:val="14181F"/>
+          <w:sz w:val="21"/>
+        </w:rPr>
+        <w:t>bərpa sınaqdan keçirilir</w:t>
+      </w:r>
+      <w:r>
+        <w:rPr>
+          <w:rFonts w:ascii="Segoe UI" w:hAnsi="Segoe UI"/>
+          <w:color w:val="22262E"/>
+          <w:sz w:val="21"/>
+        </w:rPr>
+        <w:t xml:space="preserve"> (yoxlanmamış backup = backup deyil).</w:t>
+      </w:r>
+    </w:p>
+    <w:p>
+      <w:pPr>
+        <w:spacing w:before="40" w:after="40"/>
+        <w:pBdr>
+          <w:bottom w:val="single" w:sz="6" w:space="1" w:color="D7DBE0"/>
+        </w:pBdr>
+      </w:pPr>
+    </w:p>
+    <w:p>
+      <w:pPr>
+        <w:keepNext/>
+        <w:spacing w:before="280" w:after="100"/>
+        <w:pBdr>
+          <w:bottom w:val="single" w:sz="6" w:space="3" w:color="D7DBE0"/>
+        </w:pBdr>
+      </w:pPr>
+      <w:r>
+        <w:rPr>
+          <w:rFonts w:ascii="Segoe UI" w:hAnsi="Segoe UI"/>
+          <w:b/>
+          <w:color w:val="0B7A67"/>
+          <w:sz w:val="26"/>
+        </w:rPr>
+        <w:t>10. Loglama, monitorinq və audit</w:t>
+      </w:r>
+    </w:p>
+    <w:p>
+      <w:pPr>
+        <w:pStyle w:val="ListBullet"/>
+        <w:spacing w:after="80"/>
+      </w:pPr>
+      <w:r>
+        <w:rPr>
+          <w:rFonts w:ascii="Segoe UI" w:hAnsi="Segoe UI"/>
+          <w:color w:val="22262E"/>
+          <w:sz w:val="21"/>
+        </w:rPr>
+        <w:t xml:space="preserve">Bastion və serverlərdə </w:t>
+      </w:r>
+      <w:r>
+        <w:rPr>
+          <w:rFonts w:ascii="Segoe UI" w:hAnsi="Segoe UI"/>
+          <w:b/>
+          <w:color w:val="14181F"/>
+          <w:sz w:val="21"/>
+        </w:rPr>
+        <w:t>sessiya logları</w:t>
+      </w:r>
+      <w:r>
+        <w:rPr>
+          <w:rFonts w:ascii="Segoe UI" w:hAnsi="Segoe UI"/>
+          <w:color w:val="22262E"/>
+          <w:sz w:val="21"/>
+        </w:rPr>
+        <w:t xml:space="preserve"> — kim, nə vaxt, nə etdi.</w:t>
+      </w:r>
+    </w:p>
+    <w:p>
+      <w:pPr>
+        <w:pStyle w:val="ListBullet"/>
+        <w:spacing w:after="80"/>
+      </w:pPr>
+      <w:r>
+        <w:rPr>
+          <w:rFonts w:ascii="Segoe UI" w:hAnsi="Segoe UI"/>
+          <w:color w:val="22262E"/>
+          <w:sz w:val="21"/>
+        </w:rPr>
+        <w:t>Cloud audit izləri aktiv (CloudTrail / Activity Log / Cloud Audit Logs).</w:t>
+      </w:r>
+    </w:p>
+    <w:p>
+      <w:pPr>
+        <w:pStyle w:val="ListBullet"/>
+        <w:spacing w:after="80"/>
+      </w:pPr>
+      <w:r>
+        <w:rPr>
+          <w:rFonts w:ascii="Segoe UI" w:hAnsi="Segoe UI"/>
+          <w:color w:val="22262E"/>
+          <w:sz w:val="21"/>
+        </w:rPr>
+        <w:t>Kritik sistemlərdə monitorinq + alert (bax. sahə sənədləri).</w:t>
+      </w:r>
+    </w:p>
+    <w:p>
+      <w:pPr>
+        <w:pStyle w:val="ListBullet"/>
+        <w:spacing w:after="80"/>
+      </w:pPr>
+      <w:r>
+        <w:rPr>
+          <w:rFonts w:ascii="Segoe UI" w:hAnsi="Segoe UI"/>
+          <w:color w:val="22262E"/>
+          <w:sz w:val="21"/>
+        </w:rPr>
+        <w:t>Loglar müştəriyə aiddir və konfidensialdır; bizim tərəfdə yalnız layihə komandası baxır.</w:t>
+      </w:r>
+    </w:p>
+    <w:p>
+      <w:pPr>
+        <w:spacing w:before="40" w:after="40"/>
+        <w:pBdr>
+          <w:bottom w:val="single" w:sz="6" w:space="1" w:color="D7DBE0"/>
+        </w:pBdr>
+      </w:pPr>
+    </w:p>
+    <w:p>
+      <w:pPr>
+        <w:keepNext/>
+        <w:spacing w:before="280" w:after="100"/>
+        <w:pBdr>
+          <w:bottom w:val="single" w:sz="6" w:space="3" w:color="D7DBE0"/>
+        </w:pBdr>
+      </w:pPr>
+      <w:r>
+        <w:rPr>
+          <w:rFonts w:ascii="Segoe UI" w:hAnsi="Segoe UI"/>
+          <w:b/>
+          <w:color w:val="0B7A67"/>
+          <w:sz w:val="26"/>
+        </w:rPr>
+        <w:t>11. Kommunikasiya və status</w:t>
+      </w:r>
+    </w:p>
+    <w:p>
+      <w:pPr>
+        <w:pStyle w:val="ListBullet"/>
+        <w:spacing w:after="80"/>
+      </w:pPr>
+      <w:r>
+        <w:rPr>
+          <w:rFonts w:ascii="Segoe UI" w:hAnsi="Segoe UI"/>
+          <w:color w:val="22262E"/>
+          <w:sz w:val="21"/>
+        </w:rPr>
+        <w:t xml:space="preserve">Kanallar: </w:t>
+      </w:r>
+      <w:r>
+        <w:rPr>
+          <w:rFonts w:ascii="Segoe UI" w:hAnsi="Segoe UI"/>
+          <w:b/>
+          <w:color w:val="14181F"/>
+          <w:sz w:val="21"/>
+        </w:rPr>
+        <w:t>email</w:t>
+      </w:r>
+      <w:r>
+        <w:rPr>
+          <w:rFonts w:ascii="Segoe UI" w:hAnsi="Segoe UI"/>
+          <w:color w:val="22262E"/>
+          <w:sz w:val="21"/>
+        </w:rPr>
+        <w:t xml:space="preserve"> (rəsmi qərarlar), </w:t>
+      </w:r>
+      <w:r>
+        <w:rPr>
+          <w:rFonts w:ascii="Segoe UI" w:hAnsi="Segoe UI"/>
+          <w:b/>
+          <w:color w:val="14181F"/>
+          <w:sz w:val="21"/>
+        </w:rPr>
+        <w:t>video</w:t>
+      </w:r>
+      <w:r>
+        <w:rPr>
+          <w:rFonts w:ascii="Segoe UI" w:hAnsi="Segoe UI"/>
+          <w:color w:val="22262E"/>
+          <w:sz w:val="21"/>
+        </w:rPr>
+        <w:t xml:space="preserve"> (Google Meet / Zoom), müştəri istəsə </w:t>
+      </w:r>
+      <w:r>
+        <w:rPr>
+          <w:rFonts w:ascii="Segoe UI" w:hAnsi="Segoe UI"/>
+          <w:b/>
+          <w:color w:val="14181F"/>
+          <w:sz w:val="21"/>
+        </w:rPr>
+        <w:t>Slack / Teams</w:t>
+      </w:r>
+      <w:r>
+        <w:rPr>
+          <w:rFonts w:ascii="Segoe UI" w:hAnsi="Segoe UI"/>
+          <w:color w:val="22262E"/>
+          <w:sz w:val="21"/>
+        </w:rPr>
+        <w:t xml:space="preserve"> (gündəlik operativ).</w:t>
       </w:r>
     </w:p>
     <w:p>
@@ -285,7 +3287,7 @@
           <w:color w:val="22262E"/>
           <w:sz w:val="21"/>
         </w:rPr>
-        <w:t xml:space="preserve"> sabit gün/saat təyin olunur. Format: nə edildi, nə edilir, nə mane olur. 15–30 dəqiqədən uzun çəkmir.</w:t>
+        <w:t xml:space="preserve"> sabit gün. Format — nə edildi / nə edilir / nə mane olur. 15–30 dəqiqə.</w:t>
       </w:r>
     </w:p>
     <w:p>
@@ -304,24 +3306,6 @@
     </w:p>
     <w:p>
       <w:pPr>
-        <w:keepNext/>
-        <w:spacing w:before="280" w:after="100"/>
-        <w:pBdr>
-          <w:bottom w:val="single" w:sz="6" w:space="3" w:color="D7DBE0"/>
-        </w:pBdr>
-      </w:pPr>
-      <w:r>
-        <w:rPr>
-          <w:rFonts w:ascii="Segoe UI" w:hAnsi="Segoe UI"/>
-          <w:b/>
-          <w:color w:val="0B7A67"/>
-          <w:sz w:val="26"/>
-        </w:rPr>
-        <w:t>3. Girişlər (access)</w:t>
-      </w:r>
-    </w:p>
-    <w:p>
-      <w:pPr>
         <w:pStyle w:val="ListBullet"/>
         <w:spacing w:after="80"/>
       </w:pPr>
@@ -331,7 +3315,7 @@
           <w:color w:val="22262E"/>
           <w:sz w:val="21"/>
         </w:rPr>
-        <w:t xml:space="preserve">Müştərinin </w:t>
+        <w:t xml:space="preserve">İş idarəetməsi: </w:t>
       </w:r>
       <w:r>
         <w:rPr>
@@ -340,7 +3324,7 @@
           <w:color w:val="14181F"/>
           <w:sz w:val="21"/>
         </w:rPr>
-        <w:t>şəxsi və ya admin hesabının parolunu heç vaxt istəmirik</w:t>
+        <w:t>issue tracker</w:t>
       </w:r>
       <w:r>
         <w:rPr>
@@ -348,115 +3332,16 @@
           <w:color w:val="22262E"/>
           <w:sz w:val="21"/>
         </w:rPr>
-        <w:t>. Bizim üçün ayrıca adlı hesablar (`ad.soyad@ / -aivanta` formasında) və ya bir service account yaradılır.</w:t>
+        <w:t xml:space="preserve"> (Jira / Linear / GitHub Issues) — hər tapşırıq izlənir.</w:t>
       </w:r>
     </w:p>
     <w:p>
       <w:pPr>
-        <w:pStyle w:val="ListBullet"/>
-        <w:spacing w:after="80"/>
-      </w:pPr>
-      <w:r>
-        <w:rPr>
-          <w:rFonts w:ascii="Segoe UI" w:hAnsi="Segoe UI"/>
-          <w:color w:val="22262E"/>
-          <w:sz w:val="21"/>
-        </w:rPr>
-        <w:t xml:space="preserve">Bütün hesablarda </w:t>
-      </w:r>
-      <w:r>
-        <w:rPr>
-          <w:rFonts w:ascii="Segoe UI" w:hAnsi="Segoe UI"/>
-          <w:b/>
-          <w:color w:val="14181F"/>
-          <w:sz w:val="21"/>
-        </w:rPr>
-        <w:t>MFA aktiv</w:t>
-      </w:r>
-      <w:r>
-        <w:rPr>
-          <w:rFonts w:ascii="Segoe UI" w:hAnsi="Segoe UI"/>
-          <w:color w:val="22262E"/>
-          <w:sz w:val="21"/>
-        </w:rPr>
-        <w:t xml:space="preserve"> olmalıdır; mümkün olan yerdə giriş VPN arxasından.</w:t>
-      </w:r>
-    </w:p>
-    <w:p>
-      <w:pPr>
-        <w:pStyle w:val="ListBullet"/>
-        <w:spacing w:after="80"/>
-      </w:pPr>
-      <w:r>
-        <w:rPr>
-          <w:rFonts w:ascii="Segoe UI" w:hAnsi="Segoe UI"/>
-          <w:color w:val="22262E"/>
-          <w:sz w:val="21"/>
-        </w:rPr>
-        <w:t xml:space="preserve">Girişlər </w:t>
-      </w:r>
-      <w:r>
-        <w:rPr>
-          <w:rFonts w:ascii="Segoe UI" w:hAnsi="Segoe UI"/>
-          <w:b/>
-          <w:color w:val="14181F"/>
-          <w:sz w:val="21"/>
-        </w:rPr>
-        <w:t>müddətli verilir — standart 30 gün.</w:t>
-      </w:r>
-      <w:r>
-        <w:rPr>
-          <w:rFonts w:ascii="Segoe UI" w:hAnsi="Segoe UI"/>
-          <w:color w:val="22262E"/>
-          <w:sz w:val="21"/>
-        </w:rPr>
-        <w:t xml:space="preserve"> Layihə davam edirsə hər ayın sonunda uzadılma email ilə istənilir (kimə hansı giriş, nə üçün, nə qədər müddətə). Bu email həm bizim, həm müştərinin qeydiyyatıdır.</w:t>
-      </w:r>
-    </w:p>
-    <w:p>
-      <w:pPr>
-        <w:pStyle w:val="ListBullet"/>
-        <w:spacing w:after="80"/>
-      </w:pPr>
-      <w:r>
-        <w:rPr>
-          <w:rFonts w:ascii="Segoe UI" w:hAnsi="Segoe UI"/>
-          <w:color w:val="22262E"/>
-          <w:sz w:val="21"/>
-        </w:rPr>
-        <w:t>Girişlərin siyahısı layihə boyu bir sənəddə saxlanılır: kim, hansı sistem, hansı səviyyə, verilmə/bitmə tarixi.</w:t>
-      </w:r>
-    </w:p>
-    <w:p>
-      <w:pPr>
-        <w:pStyle w:val="ListBullet"/>
-        <w:spacing w:after="80"/>
-      </w:pPr>
-      <w:r>
-        <w:rPr>
-          <w:rFonts w:ascii="Segoe UI" w:hAnsi="Segoe UI"/>
-          <w:color w:val="22262E"/>
-          <w:sz w:val="21"/>
-        </w:rPr>
-        <w:t xml:space="preserve">Layihə bitəndə </w:t>
-      </w:r>
-      <w:r>
-        <w:rPr>
-          <w:rFonts w:ascii="Segoe UI" w:hAnsi="Segoe UI"/>
-          <w:b/>
-          <w:color w:val="14181F"/>
-          <w:sz w:val="21"/>
-        </w:rPr>
-        <w:t>offboarding:</w:t>
-      </w:r>
-      <w:r>
-        <w:rPr>
-          <w:rFonts w:ascii="Segoe UI" w:hAnsi="Segoe UI"/>
-          <w:color w:val="22262E"/>
-          <w:sz w:val="21"/>
-        </w:rPr>
-        <w:t xml:space="preserve"> siyahıdakı bütün girişlər ləğv olunur, ləğv təhvil sənədində təsdiqlənir.</w:t>
-      </w:r>
+        <w:spacing w:before="40" w:after="40"/>
+        <w:pBdr>
+          <w:bottom w:val="single" w:sz="6" w:space="1" w:color="D7DBE0"/>
+        </w:pBdr>
+      </w:pPr>
     </w:p>
     <w:p>
       <w:pPr>
@@ -473,249 +3358,7 @@
           <w:color w:val="0B7A67"/>
           <w:sz w:val="26"/>
         </w:rPr>
-        <w:t>4. İş mühiti</w:t>
-      </w:r>
-    </w:p>
-    <w:p>
-      <w:pPr>
-        <w:pStyle w:val="ListBullet"/>
-        <w:spacing w:after="80"/>
-      </w:pPr>
-      <w:r>
-        <w:rPr>
-          <w:rFonts w:ascii="Segoe UI" w:hAnsi="Segoe UI"/>
-          <w:color w:val="22262E"/>
-          <w:sz w:val="21"/>
-        </w:rPr>
-        <w:t xml:space="preserve">Standart istək — müştəridən bizim işlər üçün </w:t>
-      </w:r>
-      <w:r>
-        <w:rPr>
-          <w:rFonts w:ascii="Segoe UI" w:hAnsi="Segoe UI"/>
-          <w:b/>
-          <w:color w:val="14181F"/>
-          <w:sz w:val="21"/>
-        </w:rPr>
-        <w:t>1 ayrılmış VM:</w:t>
-      </w:r>
-      <w:r>
-        <w:rPr>
-          <w:rFonts w:ascii="Segoe UI" w:hAnsi="Segoe UI"/>
-          <w:color w:val="22262E"/>
-          <w:sz w:val="21"/>
-        </w:rPr>
-        <w:t xml:space="preserve"> minimum 4 vCPU / 16 GB RAM / 100 GB SSD, Ubuntu 22.04 LTS (və ya müştərinin öz OS standartı). Sahəyə görə fərqli tələblər sahə sənədindədir (məs. AI üçün GPU).</w:t>
-      </w:r>
-    </w:p>
-    <w:p>
-      <w:pPr>
-        <w:pStyle w:val="ListBullet"/>
-        <w:spacing w:after="80"/>
-      </w:pPr>
-      <w:r>
-        <w:rPr>
-          <w:rFonts w:ascii="Segoe UI" w:hAnsi="Segoe UI"/>
-          <w:color w:val="22262E"/>
-          <w:sz w:val="21"/>
-        </w:rPr>
-        <w:t xml:space="preserve">VM-ə giriş </w:t>
-      </w:r>
-      <w:r>
-        <w:rPr>
-          <w:rFonts w:ascii="Segoe UI" w:hAnsi="Segoe UI"/>
-          <w:b/>
-          <w:color w:val="14181F"/>
-          <w:sz w:val="21"/>
-        </w:rPr>
-        <w:t>yalnız SSH açarı ilə</w:t>
-      </w:r>
-      <w:r>
-        <w:rPr>
-          <w:rFonts w:ascii="Segoe UI" w:hAnsi="Segoe UI"/>
-          <w:color w:val="22262E"/>
-          <w:sz w:val="21"/>
-        </w:rPr>
-        <w:t xml:space="preserve"> (parolla yox), IP məhdudiyyəti və ya VPN arxasından.</w:t>
-      </w:r>
-    </w:p>
-    <w:p>
-      <w:pPr>
-        <w:pStyle w:val="ListBullet"/>
-        <w:spacing w:after="80"/>
-      </w:pPr>
-      <w:r>
-        <w:rPr>
-          <w:rFonts w:ascii="Segoe UI" w:hAnsi="Segoe UI"/>
-          <w:color w:val="22262E"/>
-          <w:sz w:val="21"/>
-        </w:rPr>
-        <w:t>Müştəri cloud-dadırsa (AWS / Azure / GCP): VM əvəzinə ayrıca project / resource group + bizim üçün məhdud IAM rollar. Xərc müştərinin hesabında qalır — görünürlük tam onlarda olur.</w:t>
-      </w:r>
-    </w:p>
-    <w:p>
-      <w:pPr>
-        <w:pStyle w:val="ListBullet"/>
-        <w:spacing w:after="80"/>
-      </w:pPr>
-      <w:r>
-        <w:rPr>
-          <w:rFonts w:ascii="Segoe UI" w:hAnsi="Segoe UI"/>
-          <w:color w:val="22262E"/>
-          <w:sz w:val="21"/>
-        </w:rPr>
-        <w:t>Production-da iş yalnız planlaşdırılmış deploy pəncərəsində, rollback planı hazır halda.</w:t>
-      </w:r>
-    </w:p>
-    <w:p>
-      <w:pPr>
-        <w:keepNext/>
-        <w:spacing w:before="280" w:after="100"/>
-        <w:pBdr>
-          <w:bottom w:val="single" w:sz="6" w:space="3" w:color="D7DBE0"/>
-        </w:pBdr>
-      </w:pPr>
-      <w:r>
-        <w:rPr>
-          <w:rFonts w:ascii="Segoe UI" w:hAnsi="Segoe UI"/>
-          <w:b/>
-          <w:color w:val="0B7A67"/>
-          <w:sz w:val="26"/>
-        </w:rPr>
-        <w:t>5. Data</w:t>
-      </w:r>
-    </w:p>
-    <w:p>
-      <w:pPr>
-        <w:pStyle w:val="ListBullet"/>
-        <w:spacing w:after="80"/>
-      </w:pPr>
-      <w:r>
-        <w:rPr>
-          <w:rFonts w:ascii="Segoe UI" w:hAnsi="Segoe UI"/>
-          <w:color w:val="22262E"/>
-          <w:sz w:val="21"/>
-        </w:rPr>
-        <w:t xml:space="preserve">Ötürülmə </w:t>
-      </w:r>
-      <w:r>
-        <w:rPr>
-          <w:rFonts w:ascii="Segoe UI" w:hAnsi="Segoe UI"/>
-          <w:b/>
-          <w:color w:val="14181F"/>
-          <w:sz w:val="21"/>
-        </w:rPr>
-        <w:t>yalnız şifrəli kanalla:</w:t>
-      </w:r>
-      <w:r>
-        <w:rPr>
-          <w:rFonts w:ascii="Segoe UI" w:hAnsi="Segoe UI"/>
-          <w:color w:val="22262E"/>
-          <w:sz w:val="21"/>
-        </w:rPr>
-        <w:t xml:space="preserve"> SFTP, müştərinin cloud storage-i (bizə açılmış bucket/qovluq) və ya müddətli şifrəli link. </w:t>
-      </w:r>
-      <w:r>
-        <w:rPr>
-          <w:rFonts w:ascii="Segoe UI" w:hAnsi="Segoe UI"/>
-          <w:b/>
-          <w:color w:val="14181F"/>
-          <w:sz w:val="21"/>
-        </w:rPr>
-        <w:t>Email ilə data göndərilmir.</w:t>
-      </w:r>
-    </w:p>
-    <w:p>
-      <w:pPr>
-        <w:pStyle w:val="ListBullet"/>
-        <w:spacing w:after="80"/>
-      </w:pPr>
-      <w:r>
-        <w:rPr>
-          <w:rFonts w:ascii="Segoe UI" w:hAnsi="Segoe UI"/>
-          <w:color w:val="22262E"/>
-          <w:sz w:val="21"/>
-        </w:rPr>
-        <w:t xml:space="preserve">Mümkün olan yerdə </w:t>
-      </w:r>
-      <w:r>
-        <w:rPr>
-          <w:rFonts w:ascii="Segoe UI" w:hAnsi="Segoe UI"/>
-          <w:b/>
-          <w:color w:val="14181F"/>
-          <w:sz w:val="21"/>
-        </w:rPr>
-        <w:t>anonimləşdirilmiş / maskalanmış data</w:t>
-      </w:r>
-      <w:r>
-        <w:rPr>
-          <w:rFonts w:ascii="Segoe UI" w:hAnsi="Segoe UI"/>
-          <w:color w:val="22262E"/>
-          <w:sz w:val="21"/>
-        </w:rPr>
-        <w:t xml:space="preserve"> ilə işləyirik. Production data yalnız zərurət olduqda və yazılı razılıqla.</w:t>
-      </w:r>
-    </w:p>
-    <w:p>
-      <w:pPr>
-        <w:pStyle w:val="ListBullet"/>
-        <w:spacing w:after="80"/>
-      </w:pPr>
-      <w:r>
-        <w:rPr>
-          <w:rFonts w:ascii="Segoe UI" w:hAnsi="Segoe UI"/>
-          <w:color w:val="22262E"/>
-          <w:sz w:val="21"/>
-        </w:rPr>
-        <w:t>Data yalnız layihə mühitində saxlanılır — şəxsi kompüterlərə kopyalanmır.</w:t>
-      </w:r>
-    </w:p>
-    <w:p>
-      <w:pPr>
-        <w:pStyle w:val="ListBullet"/>
-        <w:spacing w:after="80"/>
-      </w:pPr>
-      <w:r>
-        <w:rPr>
-          <w:rFonts w:ascii="Segoe UI" w:hAnsi="Segoe UI"/>
-          <w:color w:val="22262E"/>
-          <w:sz w:val="21"/>
-        </w:rPr>
-        <w:t xml:space="preserve">Layihə bitdikdən sonra </w:t>
-      </w:r>
-      <w:r>
-        <w:rPr>
-          <w:rFonts w:ascii="Segoe UI" w:hAnsi="Segoe UI"/>
-          <w:b/>
-          <w:color w:val="14181F"/>
-          <w:sz w:val="21"/>
-        </w:rPr>
-        <w:t>30 gün içində data silinir</w:t>
-      </w:r>
-      <w:r>
-        <w:rPr>
-          <w:rFonts w:ascii="Segoe UI" w:hAnsi="Segoe UI"/>
-          <w:color w:val="22262E"/>
-          <w:sz w:val="21"/>
-        </w:rPr>
-        <w:t xml:space="preserve"> və silinmə təsdiqi email ilə göndərilir (müqavilədə fərqli saxlama nəzərdə tutulmayıbsa).</w:t>
-      </w:r>
-    </w:p>
-    <w:p>
-      <w:pPr>
-        <w:keepNext/>
-        <w:spacing w:before="280" w:after="100"/>
-        <w:pBdr>
-          <w:bottom w:val="single" w:sz="6" w:space="3" w:color="D7DBE0"/>
-        </w:pBdr>
-      </w:pPr>
-      <w:r>
-        <w:rPr>
-          <w:rFonts w:ascii="Segoe UI" w:hAnsi="Segoe UI"/>
-          <w:b/>
-          <w:color w:val="0B7A67"/>
-          <w:sz w:val="26"/>
-        </w:rPr>
-        <w:t>6. Scope və dəyişikliklər</w:t>
+        <w:t>12. Scope və dəyişikliklər</w:t>
       </w:r>
     </w:p>
     <w:p>
@@ -760,8 +3403,16 @@
           <w:color w:val="22262E"/>
           <w:sz w:val="21"/>
         </w:rPr>
-        <w:t>"Balaca şeydir, elə indi əlavə edək" — yoxdur. Kiçik görünən dəyişiklik də qeyd olunur; sadəcə qiymətləndirməsi sürətli olur.</w:t>
+        <w:t>"Balaca şeydir, elə indi əlavə edək" — yoxdur. Kiçik dəyişiklik də qeyd olunur; sadəcə qiymətləndirməsi sürətli olur.</w:t>
       </w:r>
+    </w:p>
+    <w:p>
+      <w:pPr>
+        <w:spacing w:before="40" w:after="40"/>
+        <w:pBdr>
+          <w:bottom w:val="single" w:sz="6" w:space="1" w:color="D7DBE0"/>
+        </w:pBdr>
+      </w:pPr>
     </w:p>
     <w:p>
       <w:pPr>
@@ -778,8 +3429,258 @@
           <w:color w:val="0B7A67"/>
           <w:sz w:val="26"/>
         </w:rPr>
-        <w:t>7. İnsident qaydası</w:t>
+        <w:t>13. İnsident qaydası</w:t>
       </w:r>
+    </w:p>
+    <w:tbl>
+      <w:tblPr>
+        <w:tblW w:type="auto" w:w="0"/>
+        <w:jc w:val="center"/>
+        <w:tblLayout w:type="autofit"/>
+        <w:tblLook w:firstColumn="1" w:firstRow="1" w:lastColumn="0" w:lastRow="0" w:noHBand="0" w:noVBand="1" w:val="04A0"/>
+        <w:tblBorders>
+          <w:top w:val="single" w:sz="6" w:space="0" w:color="D7DBE0"/>
+          <w:left w:val="single" w:sz="6" w:space="0" w:color="D7DBE0"/>
+          <w:bottom w:val="single" w:sz="6" w:space="0" w:color="D7DBE0"/>
+          <w:right w:val="single" w:sz="6" w:space="0" w:color="D7DBE0"/>
+          <w:insideH w:val="single" w:sz="6" w:space="0" w:color="D7DBE0"/>
+          <w:insideV w:val="single" w:sz="6" w:space="0" w:color="D7DBE0"/>
+        </w:tblBorders>
+      </w:tblPr>
+      <w:tblGrid>
+        <w:gridCol w:w="3249"/>
+        <w:gridCol w:w="3249"/>
+        <w:gridCol w:w="3249"/>
+      </w:tblGrid>
+      <w:tr>
+        <w:tc>
+          <w:tcPr>
+            <w:tcW w:type="dxa" w:w="3249"/>
+            <w:shd w:val="clear" w:fill="0B7A67"/>
+          </w:tcPr>
+          <w:p>
+            <w:r>
+              <w:rPr>
+                <w:rFonts w:ascii="Segoe UI" w:hAnsi="Segoe UI"/>
+                <w:b/>
+                <w:color w:val="FFFFFF"/>
+                <w:sz w:val="19"/>
+              </w:rPr>
+              <w:t>Severity</w:t>
+            </w:r>
+          </w:p>
+        </w:tc>
+        <w:tc>
+          <w:tcPr>
+            <w:tcW w:type="dxa" w:w="3249"/>
+            <w:shd w:val="clear" w:fill="0B7A67"/>
+          </w:tcPr>
+          <w:p>
+            <w:r>
+              <w:rPr>
+                <w:rFonts w:ascii="Segoe UI" w:hAnsi="Segoe UI"/>
+                <w:b/>
+                <w:color w:val="FFFFFF"/>
+                <w:sz w:val="19"/>
+              </w:rPr>
+              <w:t>Nümunə</w:t>
+            </w:r>
+          </w:p>
+        </w:tc>
+        <w:tc>
+          <w:tcPr>
+            <w:tcW w:type="dxa" w:w="3249"/>
+            <w:shd w:val="clear" w:fill="0B7A67"/>
+          </w:tcPr>
+          <w:p>
+            <w:r>
+              <w:rPr>
+                <w:rFonts w:ascii="Segoe UI" w:hAnsi="Segoe UI"/>
+                <w:b/>
+                <w:color w:val="FFFFFF"/>
+                <w:sz w:val="19"/>
+              </w:rPr>
+              <w:t>Reaksiya</w:t>
+            </w:r>
+          </w:p>
+        </w:tc>
+      </w:tr>
+      <w:tr>
+        <w:tc>
+          <w:tcPr>
+            <w:tcW w:type="dxa" w:w="3249"/>
+          </w:tcPr>
+          <w:p>
+            <w:pPr>
+              <w:spacing w:after="40"/>
+            </w:pPr>
+            <w:r>
+              <w:rPr>
+                <w:rFonts w:ascii="Segoe UI" w:hAnsi="Segoe UI"/>
+                <w:color w:val="22262E"/>
+                <w:sz w:val="19"/>
+              </w:rPr>
+              <w:t>Kritik</w:t>
+            </w:r>
+          </w:p>
+        </w:tc>
+        <w:tc>
+          <w:tcPr>
+            <w:tcW w:type="dxa" w:w="3249"/>
+          </w:tcPr>
+          <w:p>
+            <w:pPr>
+              <w:spacing w:after="40"/>
+            </w:pPr>
+            <w:r>
+              <w:rPr>
+                <w:rFonts w:ascii="Segoe UI" w:hAnsi="Segoe UI"/>
+                <w:color w:val="22262E"/>
+                <w:sz w:val="19"/>
+              </w:rPr>
+              <w:t>Sistem dayanıb, data sızması</w:t>
+            </w:r>
+          </w:p>
+        </w:tc>
+        <w:tc>
+          <w:tcPr>
+            <w:tcW w:type="dxa" w:w="3249"/>
+          </w:tcPr>
+          <w:p>
+            <w:pPr>
+              <w:spacing w:after="40"/>
+            </w:pPr>
+            <w:r>
+              <w:rPr>
+                <w:rFonts w:ascii="Segoe UI" w:hAnsi="Segoe UI"/>
+                <w:color w:val="22262E"/>
+                <w:sz w:val="19"/>
+              </w:rPr>
+              <w:t>4 saat içində, dərhal xəbərdarlıq</w:t>
+            </w:r>
+          </w:p>
+        </w:tc>
+      </w:tr>
+      <w:tr>
+        <w:tc>
+          <w:tcPr>
+            <w:tcW w:type="dxa" w:w="3249"/>
+            <w:shd w:val="clear" w:fill="F4F6F8"/>
+          </w:tcPr>
+          <w:p>
+            <w:pPr>
+              <w:spacing w:after="40"/>
+            </w:pPr>
+            <w:r>
+              <w:rPr>
+                <w:rFonts w:ascii="Segoe UI" w:hAnsi="Segoe UI"/>
+                <w:color w:val="22262E"/>
+                <w:sz w:val="19"/>
+              </w:rPr>
+              <w:t>Yüksək</w:t>
+            </w:r>
+          </w:p>
+        </w:tc>
+        <w:tc>
+          <w:tcPr>
+            <w:tcW w:type="dxa" w:w="3249"/>
+            <w:shd w:val="clear" w:fill="F4F6F8"/>
+          </w:tcPr>
+          <w:p>
+            <w:pPr>
+              <w:spacing w:after="40"/>
+            </w:pPr>
+            <w:r>
+              <w:rPr>
+                <w:rFonts w:ascii="Segoe UI" w:hAnsi="Segoe UI"/>
+                <w:color w:val="22262E"/>
+                <w:sz w:val="19"/>
+              </w:rPr>
+              <w:t>Əsas funksiya işləmir</w:t>
+            </w:r>
+          </w:p>
+        </w:tc>
+        <w:tc>
+          <w:tcPr>
+            <w:tcW w:type="dxa" w:w="3249"/>
+            <w:shd w:val="clear" w:fill="F4F6F8"/>
+          </w:tcPr>
+          <w:p>
+            <w:pPr>
+              <w:spacing w:after="40"/>
+            </w:pPr>
+            <w:r>
+              <w:rPr>
+                <w:rFonts w:ascii="Segoe UI" w:hAnsi="Segoe UI"/>
+                <w:color w:val="22262E"/>
+                <w:sz w:val="19"/>
+              </w:rPr>
+              <w:t>1 iş günü</w:t>
+            </w:r>
+          </w:p>
+        </w:tc>
+      </w:tr>
+      <w:tr>
+        <w:tc>
+          <w:tcPr>
+            <w:tcW w:type="dxa" w:w="3249"/>
+          </w:tcPr>
+          <w:p>
+            <w:pPr>
+              <w:spacing w:after="40"/>
+            </w:pPr>
+            <w:r>
+              <w:rPr>
+                <w:rFonts w:ascii="Segoe UI" w:hAnsi="Segoe UI"/>
+                <w:color w:val="22262E"/>
+                <w:sz w:val="19"/>
+              </w:rPr>
+              <w:t>Orta / aşağı</w:t>
+            </w:r>
+          </w:p>
+        </w:tc>
+        <w:tc>
+          <w:tcPr>
+            <w:tcW w:type="dxa" w:w="3249"/>
+          </w:tcPr>
+          <w:p>
+            <w:pPr>
+              <w:spacing w:after="40"/>
+            </w:pPr>
+            <w:r>
+              <w:rPr>
+                <w:rFonts w:ascii="Segoe UI" w:hAnsi="Segoe UI"/>
+                <w:color w:val="22262E"/>
+                <w:sz w:val="19"/>
+              </w:rPr>
+              <w:t>Kiçik nasazlıq</w:t>
+            </w:r>
+          </w:p>
+        </w:tc>
+        <w:tc>
+          <w:tcPr>
+            <w:tcW w:type="dxa" w:w="3249"/>
+          </w:tcPr>
+          <w:p>
+            <w:pPr>
+              <w:spacing w:after="40"/>
+            </w:pPr>
+            <w:r>
+              <w:rPr>
+                <w:rFonts w:ascii="Segoe UI" w:hAnsi="Segoe UI"/>
+                <w:color w:val="22262E"/>
+                <w:sz w:val="19"/>
+              </w:rPr>
+              <w:t>Növbəti status / plana görə</w:t>
+            </w:r>
+          </w:p>
+        </w:tc>
+      </w:tr>
+    </w:tbl>
+    <w:p>
+      <w:pPr>
+        <w:spacing w:after="80"/>
+      </w:pPr>
     </w:p>
     <w:p>
       <w:pPr>
@@ -792,7 +3693,7 @@
           <w:color w:val="22262E"/>
           <w:sz w:val="21"/>
         </w:rPr>
-        <w:t xml:space="preserve">Bizim qurduğumuz sistemdə problem çıxarsa: </w:t>
+        <w:t xml:space="preserve">Kritik insidentdə </w:t>
       </w:r>
       <w:r>
         <w:rPr>
@@ -801,7 +3702,7 @@
           <w:color w:val="14181F"/>
           <w:sz w:val="21"/>
         </w:rPr>
-        <w:t>kritik (sistem dayanıb) — 4 saat içində reaksiya; digərləri — 1 iş günü.</w:t>
+        <w:t>əvvəl sistem geri qaytarılır (rollback), sonra səbəb araşdırılır.</w:t>
       </w:r>
     </w:p>
     <w:p>
@@ -815,22 +3716,33 @@
           <w:color w:val="22262E"/>
           <w:sz w:val="21"/>
         </w:rPr>
-        <w:t>Hər deploy-dan əvvəl rollback planı hazırdır; kritik insidentdə əvvəl sistem geri qaytarılır, sonra səbəb araşdırılır.</w:t>
+        <w:t xml:space="preserve">İnsidentdən sonra qısa </w:t>
       </w:r>
-    </w:p>
-    <w:p>
-      <w:pPr>
-        <w:pStyle w:val="ListBullet"/>
-        <w:spacing w:after="80"/>
-      </w:pPr>
+      <w:r>
+        <w:rPr>
+          <w:rFonts w:ascii="Segoe UI" w:hAnsi="Segoe UI"/>
+          <w:b/>
+          <w:color w:val="14181F"/>
+          <w:sz w:val="21"/>
+        </w:rPr>
+        <w:t>post-mortem:</w:t>
+      </w:r>
       <w:r>
         <w:rPr>
           <w:rFonts w:ascii="Segoe UI" w:hAnsi="Segoe UI"/>
           <w:color w:val="22262E"/>
           <w:sz w:val="21"/>
         </w:rPr>
-        <w:t>İnsidentdən sonra qısa post-mortem: nə oldu, niyə oldu, təkrarlanmaması üçün nə edildi.</w:t>
+        <w:t xml:space="preserve"> nə oldu, niyə oldu, təkrarlanmaması üçün nə edildi.</w:t>
       </w:r>
+    </w:p>
+    <w:p>
+      <w:pPr>
+        <w:spacing w:before="40" w:after="40"/>
+        <w:pBdr>
+          <w:bottom w:val="single" w:sz="6" w:space="1" w:color="D7DBE0"/>
+        </w:pBdr>
+      </w:pPr>
     </w:p>
     <w:p>
       <w:pPr>
@@ -847,7 +3759,256 @@
           <w:color w:val="0B7A67"/>
           <w:sz w:val="26"/>
         </w:rPr>
-        <w:t>8. Təhvil paketi (hər layihədə eyni)</w:t>
+        <w:t>14. Hüquqi / uyğunluq — mühəndisin bilməli olduğu</w:t>
+      </w:r>
+    </w:p>
+    <w:p>
+      <w:pPr>
+        <w:pStyle w:val="ListBullet"/>
+        <w:spacing w:after="80"/>
+      </w:pPr>
+      <w:r>
+        <w:rPr>
+          <w:rFonts w:ascii="Segoe UI" w:hAnsi="Segoe UI"/>
+          <w:b/>
+          <w:color w:val="14181F"/>
+          <w:sz w:val="21"/>
+        </w:rPr>
+        <w:t>NDA</w:t>
+      </w:r>
+      <w:r>
+        <w:rPr>
+          <w:rFonts w:ascii="Segoe UI" w:hAnsi="Segoe UI"/>
+          <w:color w:val="22262E"/>
+          <w:sz w:val="21"/>
+        </w:rPr>
+        <w:t xml:space="preserve"> istənilən mərhələdə imzalana bilər; müştəri məlumatı 3-cü tərəflə paylaşılmır.</w:t>
+      </w:r>
+    </w:p>
+    <w:p>
+      <w:pPr>
+        <w:pStyle w:val="ListBullet"/>
+        <w:spacing w:after="80"/>
+      </w:pPr>
+      <w:r>
+        <w:rPr>
+          <w:rFonts w:ascii="Segoe UI" w:hAnsi="Segoe UI"/>
+          <w:b/>
+          <w:color w:val="14181F"/>
+          <w:sz w:val="21"/>
+        </w:rPr>
+        <w:t>Təhlükəsizlik işlərində yazılı icazə (authorization letter) olmadan heç nə başlamır</w:t>
+      </w:r>
+      <w:r>
+        <w:rPr>
+          <w:rFonts w:ascii="Segoe UI" w:hAnsi="Segoe UI"/>
+          <w:color w:val="22262E"/>
+          <w:sz w:val="21"/>
+        </w:rPr>
+        <w:t xml:space="preserve"> (bax. IT Security qaydaları).</w:t>
+      </w:r>
+    </w:p>
+    <w:p>
+      <w:pPr>
+        <w:pStyle w:val="ListBullet"/>
+        <w:spacing w:after="80"/>
+      </w:pPr>
+      <w:r>
+        <w:rPr>
+          <w:rFonts w:ascii="Segoe UI" w:hAnsi="Segoe UI"/>
+          <w:b/>
+          <w:color w:val="14181F"/>
+          <w:sz w:val="21"/>
+        </w:rPr>
+        <w:t>Scope intizamı:</w:t>
+      </w:r>
+      <w:r>
+        <w:rPr>
+          <w:rFonts w:ascii="Segoe UI" w:hAnsi="Segoe UI"/>
+          <w:color w:val="22262E"/>
+          <w:sz w:val="21"/>
+        </w:rPr>
+        <w:t xml:space="preserve"> icazə verilməyən sistemə toxunulmur — maraqlı görünsə belə.</w:t>
+      </w:r>
+    </w:p>
+    <w:p>
+      <w:pPr>
+        <w:spacing w:before="40" w:after="40"/>
+        <w:pBdr>
+          <w:bottom w:val="single" w:sz="6" w:space="1" w:color="D7DBE0"/>
+        </w:pBdr>
+      </w:pPr>
+    </w:p>
+    <w:p>
+      <w:pPr>
+        <w:keepNext/>
+        <w:spacing w:before="280" w:after="100"/>
+        <w:pBdr>
+          <w:bottom w:val="single" w:sz="6" w:space="3" w:color="D7DBE0"/>
+        </w:pBdr>
+      </w:pPr>
+      <w:r>
+        <w:rPr>
+          <w:rFonts w:ascii="Segoe UI" w:hAnsi="Segoe UI"/>
+          <w:b/>
+          <w:color w:val="0B7A67"/>
+          <w:sz w:val="26"/>
+        </w:rPr>
+        <w:t>15. Offboarding (layihə bitəndə)</w:t>
+      </w:r>
+    </w:p>
+    <w:p>
+      <w:pPr>
+        <w:spacing w:after="60"/>
+        <w:ind w:left="227"/>
+      </w:pPr>
+      <w:r>
+        <w:rPr>
+          <w:rFonts w:ascii="Segoe UI" w:hAnsi="Segoe UI"/>
+          <w:color w:val="8A919C"/>
+          <w:sz w:val="22"/>
+        </w:rPr>
+        <w:t xml:space="preserve">☐  </w:t>
+      </w:r>
+      <w:r>
+        <w:rPr>
+          <w:rFonts w:ascii="Segoe UI" w:hAnsi="Segoe UI"/>
+          <w:color w:val="22262E"/>
+          <w:sz w:val="21"/>
+        </w:rPr>
+        <w:t xml:space="preserve">Giriş reyestrindəki </w:t>
+      </w:r>
+      <w:r>
+        <w:rPr>
+          <w:rFonts w:ascii="Segoe UI" w:hAnsi="Segoe UI"/>
+          <w:b/>
+          <w:color w:val="14181F"/>
+          <w:sz w:val="21"/>
+        </w:rPr>
+        <w:t>bütün girişlər ləğv olunur</w:t>
+      </w:r>
+    </w:p>
+    <w:p>
+      <w:pPr>
+        <w:spacing w:after="60"/>
+        <w:ind w:left="227"/>
+      </w:pPr>
+      <w:r>
+        <w:rPr>
+          <w:rFonts w:ascii="Segoe UI" w:hAnsi="Segoe UI"/>
+          <w:color w:val="8A919C"/>
+          <w:sz w:val="22"/>
+        </w:rPr>
+        <w:t xml:space="preserve">☐  </w:t>
+      </w:r>
+      <w:r>
+        <w:rPr>
+          <w:rFonts w:ascii="Segoe UI" w:hAnsi="Segoe UI"/>
+          <w:color w:val="22262E"/>
+          <w:sz w:val="21"/>
+        </w:rPr>
+        <w:t>Paylaşılan secrets rotasiya olunur (müştəri tərəfdə dəyişilir)</w:t>
+      </w:r>
+    </w:p>
+    <w:p>
+      <w:pPr>
+        <w:spacing w:after="60"/>
+        <w:ind w:left="227"/>
+      </w:pPr>
+      <w:r>
+        <w:rPr>
+          <w:rFonts w:ascii="Segoe UI" w:hAnsi="Segoe UI"/>
+          <w:color w:val="8A919C"/>
+          <w:sz w:val="22"/>
+        </w:rPr>
+        <w:t xml:space="preserve">☐  </w:t>
+      </w:r>
+      <w:r>
+        <w:rPr>
+          <w:rFonts w:ascii="Segoe UI" w:hAnsi="Segoe UI"/>
+          <w:color w:val="22262E"/>
+          <w:sz w:val="21"/>
+        </w:rPr>
+        <w:t>Bizim cihazlardan müştəri datası silinir (30 gün qaydası)</w:t>
+      </w:r>
+    </w:p>
+    <w:p>
+      <w:pPr>
+        <w:spacing w:after="60"/>
+        <w:ind w:left="227"/>
+      </w:pPr>
+      <w:r>
+        <w:rPr>
+          <w:rFonts w:ascii="Segoe UI" w:hAnsi="Segoe UI"/>
+          <w:color w:val="8A919C"/>
+          <w:sz w:val="22"/>
+        </w:rPr>
+        <w:t xml:space="preserve">☐  </w:t>
+      </w:r>
+      <w:r>
+        <w:rPr>
+          <w:rFonts w:ascii="Segoe UI" w:hAnsi="Segoe UI"/>
+          <w:color w:val="22262E"/>
+          <w:sz w:val="21"/>
+        </w:rPr>
+        <w:t xml:space="preserve">Ləğv və silinmə </w:t>
+      </w:r>
+      <w:r>
+        <w:rPr>
+          <w:rFonts w:ascii="Segoe UI" w:hAnsi="Segoe UI"/>
+          <w:b/>
+          <w:color w:val="14181F"/>
+          <w:sz w:val="21"/>
+        </w:rPr>
+        <w:t>email ilə təsdiqlənir</w:t>
+      </w:r>
+    </w:p>
+    <w:p>
+      <w:pPr>
+        <w:spacing w:after="60"/>
+        <w:ind w:left="227"/>
+      </w:pPr>
+      <w:r>
+        <w:rPr>
+          <w:rFonts w:ascii="Segoe UI" w:hAnsi="Segoe UI"/>
+          <w:color w:val="8A919C"/>
+          <w:sz w:val="22"/>
+        </w:rPr>
+        <w:t xml:space="preserve">☐  </w:t>
+      </w:r>
+      <w:r>
+        <w:rPr>
+          <w:rFonts w:ascii="Segoe UI" w:hAnsi="Segoe UI"/>
+          <w:color w:val="22262E"/>
+          <w:sz w:val="21"/>
+        </w:rPr>
+        <w:t>Təhvil paketi verilir (bax. Bölmə 16)</w:t>
+      </w:r>
+    </w:p>
+    <w:p>
+      <w:pPr>
+        <w:spacing w:before="40" w:after="40"/>
+        <w:pBdr>
+          <w:bottom w:val="single" w:sz="6" w:space="1" w:color="D7DBE0"/>
+        </w:pBdr>
+      </w:pPr>
+    </w:p>
+    <w:p>
+      <w:pPr>
+        <w:keepNext/>
+        <w:spacing w:before="280" w:after="100"/>
+        <w:pBdr>
+          <w:bottom w:val="single" w:sz="6" w:space="3" w:color="D7DBE0"/>
+        </w:pBdr>
+      </w:pPr>
+      <w:r>
+        <w:rPr>
+          <w:rFonts w:ascii="Segoe UI" w:hAnsi="Segoe UI"/>
+          <w:b/>
+          <w:color w:val="0B7A67"/>
+          <w:sz w:val="26"/>
+        </w:rPr>
+        <w:t>16. Təhvil paketi (hər layihədə eyni)</w:t>
       </w:r>
     </w:p>
     <w:p>
@@ -870,7 +4031,7 @@
           <w:color w:val="22262E"/>
           <w:sz w:val="21"/>
         </w:rPr>
-        <w:t>Arxitektura sxemi və konfiqurasiya sənədi.</w:t>
+        <w:t>Arxitektura sxemi + konfiqurasiya sənədi.</w:t>
       </w:r>
     </w:p>
     <w:p>
@@ -902,7 +4063,7 @@
           <w:color w:val="22262E"/>
           <w:sz w:val="21"/>
         </w:rPr>
-        <w:t xml:space="preserve"> — sistemi necə işə salmalı / dayandırmalı, tipik problemlər və həlləri, kimlə əlaqə saxlamalı.</w:t>
+        <w:t xml:space="preserve"> — sistemi necə işə salmalı / dayandırmalı, tipik problemlər və həlləri, kimlə əlaqə.</w:t>
       </w:r>
     </w:p>
     <w:p>
@@ -925,7 +4086,7 @@
           <w:color w:val="22262E"/>
           <w:sz w:val="21"/>
         </w:rPr>
-        <w:t>Secrets / parolların təhlükəsiz ötürülməsi (password manager və ya şifrəli kanal ilə — açıq mətnlə yox).</w:t>
+        <w:t>Secrets / parolların təhlükəsiz ötürülməsi (vault və ya şifrəli kanal).</w:t>
       </w:r>
     </w:p>
     <w:p>
@@ -994,7 +4155,7 @@
           <w:color w:val="22262E"/>
           <w:sz w:val="21"/>
         </w:rPr>
-        <w:t>Dəstək şərtləri: nə daxildir, necə müraciət olunur, cavab müddətləri.</w:t>
+        <w:t>Dəstək şərtləri: nə daxildir, necə müraciət, cavab müddətləri.</w:t>
       </w:r>
     </w:p>
     <w:sectPr>
